--- a/arb/docx/009.content.docx
+++ b/arb/docx/009.content.docx
@@ -22,7 +22,7 @@
         <w:rPr>
           <w:lang w:val="ar_AE" w:bidi="ar_AE"/>
         </w:rPr>
-        <w:t>Resource: قاموس الكتاب المقدس (تينديل)</w:t>
+        <w:t>Resource: Tyndale Open Bible Dictionary</w:t>
       </w:r>
       <w:r>
         <w:rPr>
@@ -122,7 +122,7 @@
         <w:rPr>
           <w:lang w:val="ar_AE" w:bidi="ar_AE"/>
         </w:rPr>
-        <w:t>قاموس الكتاب المقدس (تينديل)</w:t>
+        <w:t>Tyndale Open Bible Dictionary</w:t>
       </w:r>
     </w:p>
     <w:p>

--- a/arb/docx/009.content.docx
+++ b/arb/docx/009.content.docx
@@ -22,7 +22,7 @@
         <w:rPr>
           <w:lang w:val="ar_AE" w:bidi="ar_AE"/>
         </w:rPr>
-        <w:t>Resource: Tyndale Open Bible Dictionary</w:t>
+        <w:t>Resource: Aquifer Open Bible Dictionary</w:t>
       </w:r>
       <w:r>
         <w:rPr>
@@ -122,7 +122,7 @@
         <w:rPr>
           <w:lang w:val="ar_AE" w:bidi="ar_AE"/>
         </w:rPr>
-        <w:t>Tyndale Open Bible Dictionary</w:t>
+        <w:t>Aquifer Open Bible Dictionary</w:t>
       </w:r>
     </w:p>
     <w:p>

--- a/arb/docx/009.content.docx
+++ b/arb/docx/009.content.docx
@@ -9,6 +9,8 @@
       </w:pPr>
       <w:r>
         <w:rPr>
+          <w:rtl/>
+          <w:cs/>
           <w:lang w:val="ar_AE" w:bidi="ar_AE"/>
         </w:rPr>
       </w:r>
@@ -20,28 +22,36 @@
       </w:pPr>
       <w:r>
         <w:rPr>
+          <w:rtl/>
+          <w:cs/>
           <w:lang w:val="ar_AE" w:bidi="ar_AE"/>
         </w:rPr>
         <w:t>Resource: Aquifer Open Bible Dictionary</w:t>
       </w:r>
       <w:r>
         <w:rPr>
-          <w:lang w:val="ar_AE" w:bidi="ar_AE"/>
-        </w:rPr>
-      </w:r>
-    </w:p>
-    <w:p>
-      <w:pPr>
-        <w:bidi/>
-      </w:pPr>
-      <w:r>
-        <w:rPr>
+          <w:rtl/>
+          <w:cs/>
+          <w:lang w:val="ar_AE" w:bidi="ar_AE"/>
+        </w:rPr>
+      </w:r>
+    </w:p>
+    <w:p>
+      <w:pPr>
+        <w:bidi/>
+      </w:pPr>
+      <w:r>
+        <w:rPr>
+          <w:rtl/>
+          <w:cs/>
           <w:lang w:val="ar_AE" w:bidi="ar_AE"/>
         </w:rPr>
       </w:r>
       <w:r>
         <w:rPr>
           <w:b/>
+          <w:rtl/>
+          <w:cs/>
           <w:lang w:val="ar_AE" w:bidi="ar_AE"/>
         </w:rPr>
         <w:t>Aquifer Open Bible Dictionary</w:t>
@@ -53,35 +63,47 @@
       </w:pPr>
       <w:r>
         <w:rPr>
-          <w:lang w:val="ar_AE" w:bidi="ar_AE"/>
-        </w:rPr>
-      </w:r>
-      <w:r>
-        <w:rPr>
+          <w:rtl/>
+          <w:cs/>
+          <w:lang w:val="ar_AE" w:bidi="ar_AE"/>
+        </w:rPr>
+      </w:r>
+      <w:r>
+        <w:rPr>
+          <w:rtl/>
+          <w:cs/>
           <w:lang w:val="ar_AE" w:bidi="ar_AE"/>
         </w:rPr>
         <w:t xml:space="preserve">This work is an adaptation of </w:t>
       </w:r>
       <w:r>
         <w:rPr>
+          <w:rtl/>
+          <w:cs/>
           <w:lang w:val="ar_AE" w:bidi="ar_AE"/>
         </w:rPr>
         <w:t>Tyndale Open Bible Dictionary</w:t>
       </w:r>
       <w:r>
         <w:rPr>
+          <w:rtl/>
+          <w:cs/>
           <w:lang w:val="ar_AE" w:bidi="ar_AE"/>
         </w:rPr>
         <w:t xml:space="preserve"> © 2023 Tyndale House Publishers, licensed under the CC BY-SA 4.0 license. The adaptation, </w:t>
       </w:r>
       <w:r>
         <w:rPr>
+          <w:rtl/>
+          <w:cs/>
           <w:lang w:val="ar_AE" w:bidi="ar_AE"/>
         </w:rPr>
         <w:t>Aquifer Open Bible Dictionary</w:t>
       </w:r>
       <w:r>
         <w:rPr>
+          <w:rtl/>
+          <w:cs/>
           <w:lang w:val="ar_AE" w:bidi="ar_AE"/>
         </w:rPr>
         <w:t>, was created by Mission Mutual and is also licensed under CC BY-SA 4.0.</w:t>
@@ -93,22 +115,30 @@
       </w:pPr>
       <w:r>
         <w:rPr>
-          <w:lang w:val="ar_AE" w:bidi="ar_AE"/>
-        </w:rPr>
-      </w:r>
-      <w:r>
-        <w:rPr>
+          <w:rtl/>
+          <w:cs/>
+          <w:lang w:val="ar_AE" w:bidi="ar_AE"/>
+        </w:rPr>
+      </w:r>
+      <w:r>
+        <w:rPr>
+          <w:rtl/>
+          <w:cs/>
           <w:lang w:val="ar_AE" w:bidi="ar_AE"/>
         </w:rPr>
         <w:t>This resource has been adapted into multiple languages, including English, Tok Pisin, Arabic (عربي), French (Français), Hindi (हिंदी), Indonesian (Bahasa Indonesia), Portuguese (Português), Russian (Русский), Spanish (Español), Swahili (Kiswahili), and Simplified Chinese (简体中文).</w:t>
       </w:r>
       <w:r>
         <w:rPr>
-          <w:lang w:val="ar_AE" w:bidi="ar_AE"/>
-        </w:rPr>
-      </w:r>
-      <w:r>
-        <w:rPr>
+          <w:rtl/>
+          <w:cs/>
+          <w:lang w:val="ar_AE" w:bidi="ar_AE"/>
+        </w:rPr>
+      </w:r>
+      <w:r>
+        <w:rPr>
+          <w:rtl/>
+          <w:cs/>
           <w:lang w:val="ar_AE" w:bidi="ar_AE"/>
         </w:rPr>
       </w:r>
@@ -120,6 +150,8 @@
       </w:pPr>
       <w:r>
         <w:rPr>
+          <w:rtl/>
+          <w:cs/>
           <w:lang w:val="ar_AE" w:bidi="ar_AE"/>
         </w:rPr>
         <w:t>Aquifer Open Bible Dictionary</w:t>
@@ -149,6 +181,8 @@
       </w:pPr>
       <w:r>
         <w:rPr>
+          <w:rtl/>
+          <w:cs/>
           <w:lang w:val="ar_AE" w:bidi="ar_AE"/>
         </w:rPr>
       </w:r>
@@ -160,38 +194,50 @@
       </w:pPr>
       <w:r>
         <w:rPr>
+          <w:rtl/>
+          <w:cs/>
           <w:lang w:val="ar_AE" w:bidi="ar_AE"/>
         </w:rPr>
         <w:t>ذ</w:t>
       </w:r>
       <w:r>
         <w:rPr>
-          <w:lang w:val="ar_AE" w:bidi="ar_AE"/>
-        </w:rPr>
-      </w:r>
-    </w:p>
-    <w:p>
-      <w:pPr>
-        <w:bidi/>
-      </w:pPr>
-      <w:r>
-        <w:rPr>
-          <w:lang w:val="ar_AE" w:bidi="ar_AE"/>
-        </w:rPr>
-      </w:r>
-      <w:r>
-        <w:rPr>
+          <w:rtl/>
+          <w:cs/>
+          <w:lang w:val="ar_AE" w:bidi="ar_AE"/>
+        </w:rPr>
+      </w:r>
+    </w:p>
+    <w:p>
+      <w:pPr>
+        <w:bidi/>
+      </w:pPr>
+      <w:r>
+        <w:rPr>
+          <w:rtl/>
+          <w:cs/>
+          <w:lang w:val="ar_AE" w:bidi="ar_AE"/>
+        </w:rPr>
+      </w:r>
+      <w:r>
+        <w:rPr>
+          <w:rtl/>
+          <w:cs/>
           <w:lang w:val="ar_AE" w:bidi="ar_AE"/>
         </w:rPr>
         <w:t xml:space="preserve"> </w:t>
       </w:r>
       <w:r>
         <w:rPr>
-          <w:lang w:val="ar_AE" w:bidi="ar_AE"/>
-        </w:rPr>
-      </w:r>
-      <w:r>
-        <w:rPr>
+          <w:rtl/>
+          <w:cs/>
+          <w:lang w:val="ar_AE" w:bidi="ar_AE"/>
+        </w:rPr>
+      </w:r>
+      <w:r>
+        <w:rPr>
+          <w:rtl/>
+          <w:cs/>
           <w:lang w:val="ar_AE" w:bidi="ar_AE"/>
         </w:rPr>
       </w:r>
@@ -217,6 +263,8 @@
       </w:pPr>
       <w:r>
         <w:rPr>
+          <w:rtl/>
+          <w:cs/>
           <w:lang w:val="ar_AE" w:bidi="ar_AE"/>
         </w:rPr>
       </w:r>
@@ -228,27 +276,35 @@
       </w:pPr>
       <w:r>
         <w:rPr>
+          <w:rtl/>
+          <w:cs/>
           <w:lang w:val="ar_AE" w:bidi="ar_AE"/>
         </w:rPr>
         <w:t>الذباب المزعج</w:t>
       </w:r>
       <w:r>
         <w:rPr>
-          <w:lang w:val="ar_AE" w:bidi="ar_AE"/>
-        </w:rPr>
-      </w:r>
-    </w:p>
-    <w:p>
-      <w:pPr>
-        <w:bidi/>
-      </w:pPr>
-      <w:r>
-        <w:rPr>
-          <w:lang w:val="ar_AE" w:bidi="ar_AE"/>
-        </w:rPr>
-      </w:r>
-      <w:r>
-        <w:rPr>
+          <w:rtl/>
+          <w:cs/>
+          <w:lang w:val="ar_AE" w:bidi="ar_AE"/>
+        </w:rPr>
+      </w:r>
+    </w:p>
+    <w:p>
+      <w:pPr>
+        <w:bidi/>
+      </w:pPr>
+      <w:r>
+        <w:rPr>
+          <w:rtl/>
+          <w:cs/>
+          <w:lang w:val="ar_AE" w:bidi="ar_AE"/>
+        </w:rPr>
+      </w:r>
+      <w:r>
+        <w:rPr>
+          <w:rtl/>
+          <w:cs/>
           <w:lang w:val="ar_AE" w:bidi="ar_AE"/>
         </w:rPr>
         <w:t>أي عدد من الذباب الكبير، بما في ذلك ذبابة الخيل وذبابة النبر، التي تزعج الماشية. يُطلق على الملك نَبوخَذْنَاصَّر اسم الذبابة المزعجة في الإشارة الكتابية الوحيدة إلى هذه الحشرة (</w:t>
@@ -256,6 +312,8 @@
       <w:hyperlink r:id="rId13">
         <w:r>
           <w:rPr>
+            <w:rtl/>
+            <w:cs/>
             <w:lang w:val="ar_AE" w:bidi="ar_AE"/>
           </w:rPr>
           <w:rPr>
@@ -267,6 +325,8 @@
       </w:hyperlink>
       <w:r>
         <w:rPr>
+          <w:rtl/>
+          <w:cs/>
           <w:lang w:val="ar_AE" w:bidi="ar_AE"/>
         </w:rPr>
         <w:t xml:space="preserve">). </w:t>
@@ -274,45 +334,59 @@
       <w:r>
         <w:rPr>
           <w:i/>
+          <w:rtl/>
+          <w:cs/>
           <w:lang w:val="ar_AE" w:bidi="ar_AE"/>
         </w:rPr>
         <w:t>انظر</w:t>
       </w:r>
       <w:r>
         <w:rPr>
+          <w:rtl/>
+          <w:cs/>
           <w:lang w:val="ar_AE" w:bidi="ar_AE"/>
         </w:rPr>
         <w:t xml:space="preserve"> </w:t>
       </w:r>
       <w:r>
         <w:rPr>
+          <w:rtl/>
+          <w:cs/>
           <w:lang w:val="ar_AE" w:bidi="ar_AE"/>
         </w:rPr>
         <w:t>الحيوانات (الذبابة)</w:t>
       </w:r>
       <w:r>
         <w:rPr>
+          <w:rtl/>
+          <w:cs/>
           <w:lang w:val="ar_AE" w:bidi="ar_AE"/>
         </w:rPr>
         <w:t>.</w:t>
       </w:r>
       <w:r>
         <w:rPr>
-          <w:lang w:val="ar_AE" w:bidi="ar_AE"/>
-        </w:rPr>
-      </w:r>
-      <w:r>
-        <w:rPr>
-          <w:lang w:val="ar_AE" w:bidi="ar_AE"/>
-        </w:rPr>
-      </w:r>
-    </w:p>
-    <w:p>
-      <w:pPr>
-        <w:bidi/>
-      </w:pPr>
-      <w:r>
-        <w:rPr>
+          <w:rtl/>
+          <w:cs/>
+          <w:lang w:val="ar_AE" w:bidi="ar_AE"/>
+        </w:rPr>
+      </w:r>
+      <w:r>
+        <w:rPr>
+          <w:rtl/>
+          <w:cs/>
+          <w:lang w:val="ar_AE" w:bidi="ar_AE"/>
+        </w:rPr>
+      </w:r>
+    </w:p>
+    <w:p>
+      <w:pPr>
+        <w:bidi/>
+      </w:pPr>
+      <w:r>
+        <w:rPr>
+          <w:rtl/>
+          <w:cs/>
           <w:lang w:val="ar_AE" w:bidi="ar_AE"/>
         </w:rPr>
       </w:r>
@@ -324,12 +398,16 @@
       </w:pPr>
       <w:r>
         <w:rPr>
+          <w:rtl/>
+          <w:cs/>
           <w:lang w:val="ar_AE" w:bidi="ar_AE"/>
         </w:rPr>
         <w:t>الذبيحة المسائية</w:t>
       </w:r>
       <w:r>
         <w:rPr>
+          <w:rtl/>
+          <w:cs/>
           <w:lang w:val="ar_AE" w:bidi="ar_AE"/>
         </w:rPr>
       </w:r>
@@ -341,6 +419,8 @@
       </w:pPr>
       <w:r>
         <w:rPr>
+          <w:rtl/>
+          <w:cs/>
           <w:lang w:val="ar_AE" w:bidi="ar_AE"/>
         </w:rPr>
         <w:t>الذبيحة المسائية</w:t>
@@ -352,44 +432,58 @@
       </w:pPr>
       <w:r>
         <w:rPr>
-          <w:lang w:val="ar_AE" w:bidi="ar_AE"/>
-        </w:rPr>
-      </w:r>
-      <w:r>
-        <w:rPr>
+          <w:rtl/>
+          <w:cs/>
+          <w:lang w:val="ar_AE" w:bidi="ar_AE"/>
+        </w:rPr>
+      </w:r>
+      <w:r>
+        <w:rPr>
+          <w:rtl/>
+          <w:cs/>
           <w:lang w:val="ar_AE" w:bidi="ar_AE"/>
         </w:rPr>
         <w:t xml:space="preserve">انظر </w:t>
       </w:r>
       <w:r>
         <w:rPr>
+          <w:rtl/>
+          <w:cs/>
           <w:lang w:val="ar_AE" w:bidi="ar_AE"/>
         </w:rPr>
         <w:t>التقدمات والذبائح</w:t>
       </w:r>
       <w:r>
         <w:rPr>
+          <w:rtl/>
+          <w:cs/>
           <w:lang w:val="ar_AE" w:bidi="ar_AE"/>
         </w:rPr>
         <w:t>.</w:t>
       </w:r>
       <w:r>
         <w:rPr>
-          <w:lang w:val="ar_AE" w:bidi="ar_AE"/>
-        </w:rPr>
-      </w:r>
-      <w:r>
-        <w:rPr>
-          <w:lang w:val="ar_AE" w:bidi="ar_AE"/>
-        </w:rPr>
-      </w:r>
-    </w:p>
-    <w:p>
-      <w:pPr>
-        <w:bidi/>
-      </w:pPr>
-      <w:r>
-        <w:rPr>
+          <w:rtl/>
+          <w:cs/>
+          <w:lang w:val="ar_AE" w:bidi="ar_AE"/>
+        </w:rPr>
+      </w:r>
+      <w:r>
+        <w:rPr>
+          <w:rtl/>
+          <w:cs/>
+          <w:lang w:val="ar_AE" w:bidi="ar_AE"/>
+        </w:rPr>
+      </w:r>
+    </w:p>
+    <w:p>
+      <w:pPr>
+        <w:bidi/>
+      </w:pPr>
+      <w:r>
+        <w:rPr>
+          <w:rtl/>
+          <w:cs/>
           <w:lang w:val="ar_AE" w:bidi="ar_AE"/>
         </w:rPr>
       </w:r>
@@ -401,27 +495,35 @@
       </w:pPr>
       <w:r>
         <w:rPr>
+          <w:rtl/>
+          <w:cs/>
           <w:lang w:val="ar_AE" w:bidi="ar_AE"/>
         </w:rPr>
         <w:t>الذرة</w:t>
       </w:r>
       <w:r>
         <w:rPr>
-          <w:lang w:val="ar_AE" w:bidi="ar_AE"/>
-        </w:rPr>
-      </w:r>
-    </w:p>
-    <w:p>
-      <w:pPr>
-        <w:bidi/>
-      </w:pPr>
-      <w:r>
-        <w:rPr>
-          <w:lang w:val="ar_AE" w:bidi="ar_AE"/>
-        </w:rPr>
-      </w:r>
-      <w:r>
-        <w:rPr>
+          <w:rtl/>
+          <w:cs/>
+          <w:lang w:val="ar_AE" w:bidi="ar_AE"/>
+        </w:rPr>
+      </w:r>
+    </w:p>
+    <w:p>
+      <w:pPr>
+        <w:bidi/>
+      </w:pPr>
+      <w:r>
+        <w:rPr>
+          <w:rtl/>
+          <w:cs/>
+          <w:lang w:val="ar_AE" w:bidi="ar_AE"/>
+        </w:rPr>
+      </w:r>
+      <w:r>
+        <w:rPr>
+          <w:rtl/>
+          <w:cs/>
           <w:lang w:val="ar_AE" w:bidi="ar_AE"/>
         </w:rPr>
         <w:t xml:space="preserve">كلمة تُستخدم غالبًا للدلالة على الحبوب، خاصة القمح. الذرة، النبات المعروف في أمريكا باسم الذرة، لم يكن معروفًا في ٱلْمَشْرِقِ في عصر الكتاب المقدس. </w:t>
@@ -429,57 +531,75 @@
       <w:r>
         <w:rPr>
           <w:i/>
+          <w:rtl/>
+          <w:cs/>
           <w:lang w:val="ar_AE" w:bidi="ar_AE"/>
         </w:rPr>
         <w:t>انظر</w:t>
       </w:r>
       <w:r>
         <w:rPr>
+          <w:rtl/>
+          <w:cs/>
           <w:lang w:val="ar_AE" w:bidi="ar_AE"/>
         </w:rPr>
         <w:t xml:space="preserve"> </w:t>
       </w:r>
       <w:r>
         <w:rPr>
+          <w:rtl/>
+          <w:cs/>
           <w:lang w:val="ar_AE" w:bidi="ar_AE"/>
         </w:rPr>
         <w:t>النباتات (الشعير</w:t>
       </w:r>
       <w:r>
         <w:rPr>
+          <w:rtl/>
+          <w:cs/>
           <w:lang w:val="ar_AE" w:bidi="ar_AE"/>
         </w:rPr>
         <w:t xml:space="preserve">; </w:t>
       </w:r>
       <w:r>
         <w:rPr>
+          <w:rtl/>
+          <w:cs/>
           <w:lang w:val="ar_AE" w:bidi="ar_AE"/>
         </w:rPr>
         <w:t>القمح)</w:t>
       </w:r>
       <w:r>
         <w:rPr>
+          <w:rtl/>
+          <w:cs/>
           <w:lang w:val="ar_AE" w:bidi="ar_AE"/>
         </w:rPr>
         <w:t>.</w:t>
       </w:r>
       <w:r>
         <w:rPr>
-          <w:lang w:val="ar_AE" w:bidi="ar_AE"/>
-        </w:rPr>
-      </w:r>
-      <w:r>
-        <w:rPr>
-          <w:lang w:val="ar_AE" w:bidi="ar_AE"/>
-        </w:rPr>
-      </w:r>
-    </w:p>
-    <w:p>
-      <w:pPr>
-        <w:bidi/>
-      </w:pPr>
-      <w:r>
-        <w:rPr>
+          <w:rtl/>
+          <w:cs/>
+          <w:lang w:val="ar_AE" w:bidi="ar_AE"/>
+        </w:rPr>
+      </w:r>
+      <w:r>
+        <w:rPr>
+          <w:rtl/>
+          <w:cs/>
+          <w:lang w:val="ar_AE" w:bidi="ar_AE"/>
+        </w:rPr>
+      </w:r>
+    </w:p>
+    <w:p>
+      <w:pPr>
+        <w:bidi/>
+      </w:pPr>
+      <w:r>
+        <w:rPr>
+          <w:rtl/>
+          <w:cs/>
           <w:lang w:val="ar_AE" w:bidi="ar_AE"/>
         </w:rPr>
       </w:r>
@@ -491,67 +611,87 @@
       </w:pPr>
       <w:r>
         <w:rPr>
+          <w:rtl/>
+          <w:cs/>
           <w:lang w:val="ar_AE" w:bidi="ar_AE"/>
         </w:rPr>
         <w:t>ذِئْب</w:t>
       </w:r>
       <w:r>
         <w:rPr>
-          <w:lang w:val="ar_AE" w:bidi="ar_AE"/>
-        </w:rPr>
-      </w:r>
-    </w:p>
-    <w:p>
-      <w:pPr>
-        <w:bidi/>
-      </w:pPr>
-      <w:r>
-        <w:rPr>
+          <w:rtl/>
+          <w:cs/>
+          <w:lang w:val="ar_AE" w:bidi="ar_AE"/>
+        </w:rPr>
+      </w:r>
+    </w:p>
+    <w:p>
+      <w:pPr>
+        <w:bidi/>
+      </w:pPr>
+      <w:r>
+        <w:rPr>
+          <w:rtl/>
+          <w:cs/>
           <w:lang w:val="ar_AE" w:bidi="ar_AE"/>
         </w:rPr>
       </w:r>
       <w:r>
         <w:rPr>
           <w:i/>
+          <w:rtl/>
+          <w:cs/>
           <w:lang w:val="ar_AE" w:bidi="ar_AE"/>
         </w:rPr>
         <w:t>انظر</w:t>
       </w:r>
       <w:r>
         <w:rPr>
+          <w:rtl/>
+          <w:cs/>
           <w:lang w:val="ar_AE" w:bidi="ar_AE"/>
         </w:rPr>
         <w:t xml:space="preserve"> </w:t>
       </w:r>
       <w:r>
         <w:rPr>
+          <w:rtl/>
+          <w:cs/>
           <w:lang w:val="ar_AE" w:bidi="ar_AE"/>
         </w:rPr>
         <w:t>الحيوانات</w:t>
       </w:r>
       <w:r>
         <w:rPr>
+          <w:rtl/>
+          <w:cs/>
           <w:lang w:val="ar_AE" w:bidi="ar_AE"/>
         </w:rPr>
         <w:t>.</w:t>
       </w:r>
       <w:r>
         <w:rPr>
-          <w:lang w:val="ar_AE" w:bidi="ar_AE"/>
-        </w:rPr>
-      </w:r>
-      <w:r>
-        <w:rPr>
-          <w:lang w:val="ar_AE" w:bidi="ar_AE"/>
-        </w:rPr>
-      </w:r>
-    </w:p>
-    <w:p>
-      <w:pPr>
-        <w:bidi/>
-      </w:pPr>
-      <w:r>
-        <w:rPr>
+          <w:rtl/>
+          <w:cs/>
+          <w:lang w:val="ar_AE" w:bidi="ar_AE"/>
+        </w:rPr>
+      </w:r>
+      <w:r>
+        <w:rPr>
+          <w:rtl/>
+          <w:cs/>
+          <w:lang w:val="ar_AE" w:bidi="ar_AE"/>
+        </w:rPr>
+      </w:r>
+    </w:p>
+    <w:p>
+      <w:pPr>
+        <w:bidi/>
+      </w:pPr>
+      <w:r>
+        <w:rPr>
+          <w:rtl/>
+          <w:cs/>
           <w:lang w:val="ar_AE" w:bidi="ar_AE"/>
         </w:rPr>
       </w:r>
@@ -563,12 +703,16 @@
       </w:pPr>
       <w:r>
         <w:rPr>
+          <w:rtl/>
+          <w:cs/>
           <w:lang w:val="ar_AE" w:bidi="ar_AE"/>
         </w:rPr>
         <w:t>ذِئْبٌ</w:t>
       </w:r>
       <w:r>
         <w:rPr>
+          <w:rtl/>
+          <w:cs/>
           <w:lang w:val="ar_AE" w:bidi="ar_AE"/>
         </w:rPr>
       </w:r>
@@ -581,6 +725,8 @@
       <w:r>
         <w:rPr>
           <w:b/>
+          <w:rtl/>
+          <w:cs/>
           <w:lang w:val="ar_AE" w:bidi="ar_AE"/>
         </w:rPr>
         <w:t>ذِئْبٌ</w:t>
@@ -592,11 +738,15 @@
       </w:pPr>
       <w:r>
         <w:rPr>
-          <w:lang w:val="ar_AE" w:bidi="ar_AE"/>
-        </w:rPr>
-      </w:r>
-      <w:r>
-        <w:rPr>
+          <w:rtl/>
+          <w:cs/>
+          <w:lang w:val="ar_AE" w:bidi="ar_AE"/>
+        </w:rPr>
+      </w:r>
+      <w:r>
+        <w:rPr>
+          <w:rtl/>
+          <w:cs/>
           <w:lang w:val="ar_AE" w:bidi="ar_AE"/>
         </w:rPr>
         <w:t>أحد أميري المديانيين اللذين قتلهما جيش جدعون (</w:t>
@@ -604,6 +754,8 @@
       <w:hyperlink r:id="rId14">
         <w:r>
           <w:rPr>
+            <w:rtl/>
+            <w:cs/>
             <w:lang w:val="ar_AE" w:bidi="ar_AE"/>
           </w:rPr>
           <w:rPr>
@@ -615,27 +767,35 @@
       </w:hyperlink>
       <w:r>
         <w:rPr>
+          <w:rtl/>
+          <w:cs/>
           <w:lang w:val="ar_AE" w:bidi="ar_AE"/>
         </w:rPr>
         <w:t>).</w:t>
       </w:r>
       <w:r>
         <w:rPr>
-          <w:lang w:val="ar_AE" w:bidi="ar_AE"/>
-        </w:rPr>
-      </w:r>
-      <w:r>
-        <w:rPr>
-          <w:lang w:val="ar_AE" w:bidi="ar_AE"/>
-        </w:rPr>
-      </w:r>
-    </w:p>
-    <w:p>
-      <w:pPr>
-        <w:bidi/>
-      </w:pPr>
-      <w:r>
-        <w:rPr>
+          <w:rtl/>
+          <w:cs/>
+          <w:lang w:val="ar_AE" w:bidi="ar_AE"/>
+        </w:rPr>
+      </w:r>
+      <w:r>
+        <w:rPr>
+          <w:rtl/>
+          <w:cs/>
+          <w:lang w:val="ar_AE" w:bidi="ar_AE"/>
+        </w:rPr>
+      </w:r>
+    </w:p>
+    <w:p>
+      <w:pPr>
+        <w:bidi/>
+      </w:pPr>
+      <w:r>
+        <w:rPr>
+          <w:rtl/>
+          <w:cs/>
           <w:lang w:val="ar_AE" w:bidi="ar_AE"/>
         </w:rPr>
       </w:r>
@@ -647,27 +807,35 @@
       </w:pPr>
       <w:r>
         <w:rPr>
+          <w:rtl/>
+          <w:cs/>
           <w:lang w:val="ar_AE" w:bidi="ar_AE"/>
         </w:rPr>
         <w:t>ذباب</w:t>
       </w:r>
       <w:r>
         <w:rPr>
-          <w:lang w:val="ar_AE" w:bidi="ar_AE"/>
-        </w:rPr>
-      </w:r>
-    </w:p>
-    <w:p>
-      <w:pPr>
-        <w:bidi/>
-      </w:pPr>
-      <w:r>
-        <w:rPr>
-          <w:lang w:val="ar_AE" w:bidi="ar_AE"/>
-        </w:rPr>
-      </w:r>
-      <w:r>
-        <w:rPr>
+          <w:rtl/>
+          <w:cs/>
+          <w:lang w:val="ar_AE" w:bidi="ar_AE"/>
+        </w:rPr>
+      </w:r>
+    </w:p>
+    <w:p>
+      <w:pPr>
+        <w:bidi/>
+      </w:pPr>
+      <w:r>
+        <w:rPr>
+          <w:rtl/>
+          <w:cs/>
+          <w:lang w:val="ar_AE" w:bidi="ar_AE"/>
+        </w:rPr>
+      </w:r>
+      <w:r>
+        <w:rPr>
+          <w:rtl/>
+          <w:cs/>
           <w:lang w:val="ar_AE" w:bidi="ar_AE"/>
         </w:rPr>
         <w:t>حشرة ذات جناحين. يوجد منها العديد من الأنواع في الكتاب المقدس، بما في ذلك الذبابة المنزلية الشائعة (</w:t>
@@ -675,6 +843,8 @@
       <w:hyperlink r:id="rId15">
         <w:r>
           <w:rPr>
+            <w:rtl/>
+            <w:cs/>
             <w:lang w:val="ar_AE" w:bidi="ar_AE"/>
           </w:rPr>
           <w:rPr>
@@ -686,6 +856,8 @@
       </w:hyperlink>
       <w:r>
         <w:rPr>
+          <w:rtl/>
+          <w:cs/>
           <w:lang w:val="ar_AE" w:bidi="ar_AE"/>
         </w:rPr>
         <w:t>) وذبابة الخيل (</w:t>
@@ -693,6 +865,8 @@
       <w:hyperlink r:id="rId16">
         <w:r>
           <w:rPr>
+            <w:rtl/>
+            <w:cs/>
             <w:lang w:val="ar_AE" w:bidi="ar_AE"/>
           </w:rPr>
           <w:rPr>
@@ -704,6 +878,8 @@
       </w:hyperlink>
       <w:r>
         <w:rPr>
+          <w:rtl/>
+          <w:cs/>
           <w:lang w:val="ar_AE" w:bidi="ar_AE"/>
         </w:rPr>
         <w:t xml:space="preserve">). </w:t>
@@ -711,45 +887,59 @@
       <w:r>
         <w:rPr>
           <w:i/>
+          <w:rtl/>
+          <w:cs/>
           <w:lang w:val="ar_AE" w:bidi="ar_AE"/>
         </w:rPr>
         <w:t>انظر</w:t>
       </w:r>
       <w:r>
         <w:rPr>
+          <w:rtl/>
+          <w:cs/>
           <w:lang w:val="ar_AE" w:bidi="ar_AE"/>
         </w:rPr>
         <w:t xml:space="preserve"> </w:t>
       </w:r>
       <w:r>
         <w:rPr>
+          <w:rtl/>
+          <w:cs/>
           <w:lang w:val="ar_AE" w:bidi="ar_AE"/>
         </w:rPr>
         <w:t>الحيوانات</w:t>
       </w:r>
       <w:r>
         <w:rPr>
+          <w:rtl/>
+          <w:cs/>
           <w:lang w:val="ar_AE" w:bidi="ar_AE"/>
         </w:rPr>
         <w:t>.</w:t>
       </w:r>
       <w:r>
         <w:rPr>
-          <w:lang w:val="ar_AE" w:bidi="ar_AE"/>
-        </w:rPr>
-      </w:r>
-      <w:r>
-        <w:rPr>
-          <w:lang w:val="ar_AE" w:bidi="ar_AE"/>
-        </w:rPr>
-      </w:r>
-    </w:p>
-    <w:p>
-      <w:pPr>
-        <w:bidi/>
-      </w:pPr>
-      <w:r>
-        <w:rPr>
+          <w:rtl/>
+          <w:cs/>
+          <w:lang w:val="ar_AE" w:bidi="ar_AE"/>
+        </w:rPr>
+      </w:r>
+      <w:r>
+        <w:rPr>
+          <w:rtl/>
+          <w:cs/>
+          <w:lang w:val="ar_AE" w:bidi="ar_AE"/>
+        </w:rPr>
+      </w:r>
+    </w:p>
+    <w:p>
+      <w:pPr>
+        <w:bidi/>
+      </w:pPr>
+      <w:r>
+        <w:rPr>
+          <w:rtl/>
+          <w:cs/>
           <w:lang w:val="ar_AE" w:bidi="ar_AE"/>
         </w:rPr>
       </w:r>
@@ -761,72 +951,94 @@
       </w:pPr>
       <w:r>
         <w:rPr>
+          <w:rtl/>
+          <w:cs/>
           <w:lang w:val="ar_AE" w:bidi="ar_AE"/>
         </w:rPr>
         <w:t>ذبيحة</w:t>
       </w:r>
       <w:r>
         <w:rPr>
-          <w:lang w:val="ar_AE" w:bidi="ar_AE"/>
-        </w:rPr>
-      </w:r>
-    </w:p>
-    <w:p>
-      <w:pPr>
-        <w:bidi/>
-      </w:pPr>
-      <w:r>
-        <w:rPr>
-          <w:lang w:val="ar_AE" w:bidi="ar_AE"/>
-        </w:rPr>
-      </w:r>
-      <w:r>
-        <w:rPr>
+          <w:rtl/>
+          <w:cs/>
+          <w:lang w:val="ar_AE" w:bidi="ar_AE"/>
+        </w:rPr>
+      </w:r>
+    </w:p>
+    <w:p>
+      <w:pPr>
+        <w:bidi/>
+      </w:pPr>
+      <w:r>
+        <w:rPr>
+          <w:rtl/>
+          <w:cs/>
+          <w:lang w:val="ar_AE" w:bidi="ar_AE"/>
+        </w:rPr>
+      </w:r>
+      <w:r>
+        <w:rPr>
+          <w:rtl/>
+          <w:cs/>
           <w:lang w:val="ar_AE" w:bidi="ar_AE"/>
         </w:rPr>
         <w:t xml:space="preserve">انظر </w:t>
       </w:r>
       <w:r>
         <w:rPr>
+          <w:rtl/>
+          <w:cs/>
           <w:lang w:val="ar_AE" w:bidi="ar_AE"/>
         </w:rPr>
         <w:t>الكفارة؛</w:t>
       </w:r>
       <w:r>
         <w:rPr>
+          <w:rtl/>
+          <w:cs/>
           <w:lang w:val="ar_AE" w:bidi="ar_AE"/>
         </w:rPr>
         <w:t xml:space="preserve"> </w:t>
       </w:r>
       <w:r>
         <w:rPr>
+          <w:rtl/>
+          <w:cs/>
           <w:lang w:val="ar_AE" w:bidi="ar_AE"/>
         </w:rPr>
         <w:t>التقدمات والذبائح</w:t>
       </w:r>
       <w:r>
         <w:rPr>
+          <w:rtl/>
+          <w:cs/>
           <w:lang w:val="ar_AE" w:bidi="ar_AE"/>
         </w:rPr>
         <w:t>.</w:t>
       </w:r>
       <w:r>
         <w:rPr>
-          <w:lang w:val="ar_AE" w:bidi="ar_AE"/>
-        </w:rPr>
-      </w:r>
-      <w:r>
-        <w:rPr>
-          <w:lang w:val="ar_AE" w:bidi="ar_AE"/>
-        </w:rPr>
-      </w:r>
-    </w:p>
-    <w:p>
-      <w:pPr>
-        <w:bidi/>
-      </w:pPr>
-      <w:r>
-        <w:rPr>
+          <w:rtl/>
+          <w:cs/>
+          <w:lang w:val="ar_AE" w:bidi="ar_AE"/>
+        </w:rPr>
+      </w:r>
+      <w:r>
+        <w:rPr>
+          <w:rtl/>
+          <w:cs/>
+          <w:lang w:val="ar_AE" w:bidi="ar_AE"/>
+        </w:rPr>
+      </w:r>
+    </w:p>
+    <w:p>
+      <w:pPr>
+        <w:bidi/>
+      </w:pPr>
+      <w:r>
+        <w:rPr>
+          <w:rtl/>
+          <w:cs/>
           <w:lang w:val="ar_AE" w:bidi="ar_AE"/>
         </w:rPr>
       </w:r>
@@ -838,60 +1050,78 @@
       </w:pPr>
       <w:r>
         <w:rPr>
+          <w:rtl/>
+          <w:cs/>
           <w:lang w:val="ar_AE" w:bidi="ar_AE"/>
         </w:rPr>
         <w:t>ذبيحة الإثم</w:t>
       </w:r>
       <w:r>
         <w:rPr>
-          <w:lang w:val="ar_AE" w:bidi="ar_AE"/>
-        </w:rPr>
-      </w:r>
-    </w:p>
-    <w:p>
-      <w:pPr>
-        <w:bidi/>
-      </w:pPr>
-      <w:r>
-        <w:rPr>
-          <w:lang w:val="ar_AE" w:bidi="ar_AE"/>
-        </w:rPr>
-      </w:r>
-      <w:r>
-        <w:rPr>
+          <w:rtl/>
+          <w:cs/>
+          <w:lang w:val="ar_AE" w:bidi="ar_AE"/>
+        </w:rPr>
+      </w:r>
+    </w:p>
+    <w:p>
+      <w:pPr>
+        <w:bidi/>
+      </w:pPr>
+      <w:r>
+        <w:rPr>
+          <w:rtl/>
+          <w:cs/>
+          <w:lang w:val="ar_AE" w:bidi="ar_AE"/>
+        </w:rPr>
+      </w:r>
+      <w:r>
+        <w:rPr>
+          <w:rtl/>
+          <w:cs/>
           <w:lang w:val="ar_AE" w:bidi="ar_AE"/>
         </w:rPr>
         <w:t xml:space="preserve">انظر </w:t>
       </w:r>
       <w:r>
         <w:rPr>
+          <w:rtl/>
+          <w:cs/>
           <w:lang w:val="ar_AE" w:bidi="ar_AE"/>
         </w:rPr>
         <w:t>التقدمات والذبائح</w:t>
       </w:r>
       <w:r>
         <w:rPr>
+          <w:rtl/>
+          <w:cs/>
           <w:lang w:val="ar_AE" w:bidi="ar_AE"/>
         </w:rPr>
         <w:t>.</w:t>
       </w:r>
       <w:r>
         <w:rPr>
-          <w:lang w:val="ar_AE" w:bidi="ar_AE"/>
-        </w:rPr>
-      </w:r>
-      <w:r>
-        <w:rPr>
-          <w:lang w:val="ar_AE" w:bidi="ar_AE"/>
-        </w:rPr>
-      </w:r>
-    </w:p>
-    <w:p>
-      <w:pPr>
-        <w:bidi/>
-      </w:pPr>
-      <w:r>
-        <w:rPr>
+          <w:rtl/>
+          <w:cs/>
+          <w:lang w:val="ar_AE" w:bidi="ar_AE"/>
+        </w:rPr>
+      </w:r>
+      <w:r>
+        <w:rPr>
+          <w:rtl/>
+          <w:cs/>
+          <w:lang w:val="ar_AE" w:bidi="ar_AE"/>
+        </w:rPr>
+      </w:r>
+    </w:p>
+    <w:p>
+      <w:pPr>
+        <w:bidi/>
+      </w:pPr>
+      <w:r>
+        <w:rPr>
+          <w:rtl/>
+          <w:cs/>
           <w:lang w:val="ar_AE" w:bidi="ar_AE"/>
         </w:rPr>
       </w:r>
@@ -903,60 +1133,78 @@
       </w:pPr>
       <w:r>
         <w:rPr>
+          <w:rtl/>
+          <w:cs/>
           <w:lang w:val="ar_AE" w:bidi="ar_AE"/>
         </w:rPr>
         <w:t>ذبيحة الإثم</w:t>
       </w:r>
       <w:r>
         <w:rPr>
-          <w:lang w:val="ar_AE" w:bidi="ar_AE"/>
-        </w:rPr>
-      </w:r>
-    </w:p>
-    <w:p>
-      <w:pPr>
-        <w:bidi/>
-      </w:pPr>
-      <w:r>
-        <w:rPr>
-          <w:lang w:val="ar_AE" w:bidi="ar_AE"/>
-        </w:rPr>
-      </w:r>
-      <w:r>
-        <w:rPr>
+          <w:rtl/>
+          <w:cs/>
+          <w:lang w:val="ar_AE" w:bidi="ar_AE"/>
+        </w:rPr>
+      </w:r>
+    </w:p>
+    <w:p>
+      <w:pPr>
+        <w:bidi/>
+      </w:pPr>
+      <w:r>
+        <w:rPr>
+          <w:rtl/>
+          <w:cs/>
+          <w:lang w:val="ar_AE" w:bidi="ar_AE"/>
+        </w:rPr>
+      </w:r>
+      <w:r>
+        <w:rPr>
+          <w:rtl/>
+          <w:cs/>
           <w:lang w:val="ar_AE" w:bidi="ar_AE"/>
         </w:rPr>
         <w:t xml:space="preserve">انظر </w:t>
       </w:r>
       <w:r>
         <w:rPr>
+          <w:rtl/>
+          <w:cs/>
           <w:lang w:val="ar_AE" w:bidi="ar_AE"/>
         </w:rPr>
         <w:t>التقدمات والذبائح</w:t>
       </w:r>
       <w:r>
         <w:rPr>
+          <w:rtl/>
+          <w:cs/>
           <w:lang w:val="ar_AE" w:bidi="ar_AE"/>
         </w:rPr>
         <w:t>.</w:t>
       </w:r>
       <w:r>
         <w:rPr>
-          <w:lang w:val="ar_AE" w:bidi="ar_AE"/>
-        </w:rPr>
-      </w:r>
-      <w:r>
-        <w:rPr>
-          <w:lang w:val="ar_AE" w:bidi="ar_AE"/>
-        </w:rPr>
-      </w:r>
-    </w:p>
-    <w:p>
-      <w:pPr>
-        <w:bidi/>
-      </w:pPr>
-      <w:r>
-        <w:rPr>
+          <w:rtl/>
+          <w:cs/>
+          <w:lang w:val="ar_AE" w:bidi="ar_AE"/>
+        </w:rPr>
+      </w:r>
+      <w:r>
+        <w:rPr>
+          <w:rtl/>
+          <w:cs/>
+          <w:lang w:val="ar_AE" w:bidi="ar_AE"/>
+        </w:rPr>
+      </w:r>
+    </w:p>
+    <w:p>
+      <w:pPr>
+        <w:bidi/>
+      </w:pPr>
+      <w:r>
+        <w:rPr>
+          <w:rtl/>
+          <w:cs/>
           <w:lang w:val="ar_AE" w:bidi="ar_AE"/>
         </w:rPr>
       </w:r>
@@ -968,60 +1216,78 @@
       </w:pPr>
       <w:r>
         <w:rPr>
+          <w:rtl/>
+          <w:cs/>
           <w:lang w:val="ar_AE" w:bidi="ar_AE"/>
         </w:rPr>
         <w:t>ذبيحة التنصيب والتكريس</w:t>
       </w:r>
       <w:r>
         <w:rPr>
-          <w:lang w:val="ar_AE" w:bidi="ar_AE"/>
-        </w:rPr>
-      </w:r>
-    </w:p>
-    <w:p>
-      <w:pPr>
-        <w:bidi/>
-      </w:pPr>
-      <w:r>
-        <w:rPr>
-          <w:lang w:val="ar_AE" w:bidi="ar_AE"/>
-        </w:rPr>
-      </w:r>
-      <w:r>
-        <w:rPr>
+          <w:rtl/>
+          <w:cs/>
+          <w:lang w:val="ar_AE" w:bidi="ar_AE"/>
+        </w:rPr>
+      </w:r>
+    </w:p>
+    <w:p>
+      <w:pPr>
+        <w:bidi/>
+      </w:pPr>
+      <w:r>
+        <w:rPr>
+          <w:rtl/>
+          <w:cs/>
+          <w:lang w:val="ar_AE" w:bidi="ar_AE"/>
+        </w:rPr>
+      </w:r>
+      <w:r>
+        <w:rPr>
+          <w:rtl/>
+          <w:cs/>
           <w:lang w:val="ar_AE" w:bidi="ar_AE"/>
         </w:rPr>
         <w:t xml:space="preserve">انظر </w:t>
       </w:r>
       <w:r>
         <w:rPr>
+          <w:rtl/>
+          <w:cs/>
           <w:lang w:val="ar_AE" w:bidi="ar_AE"/>
         </w:rPr>
         <w:t>التقدمات والذبائح</w:t>
       </w:r>
       <w:r>
         <w:rPr>
+          <w:rtl/>
+          <w:cs/>
           <w:lang w:val="ar_AE" w:bidi="ar_AE"/>
         </w:rPr>
         <w:t>.</w:t>
       </w:r>
       <w:r>
         <w:rPr>
-          <w:lang w:val="ar_AE" w:bidi="ar_AE"/>
-        </w:rPr>
-      </w:r>
-      <w:r>
-        <w:rPr>
-          <w:lang w:val="ar_AE" w:bidi="ar_AE"/>
-        </w:rPr>
-      </w:r>
-    </w:p>
-    <w:p>
-      <w:pPr>
-        <w:bidi/>
-      </w:pPr>
-      <w:r>
-        <w:rPr>
+          <w:rtl/>
+          <w:cs/>
+          <w:lang w:val="ar_AE" w:bidi="ar_AE"/>
+        </w:rPr>
+      </w:r>
+      <w:r>
+        <w:rPr>
+          <w:rtl/>
+          <w:cs/>
+          <w:lang w:val="ar_AE" w:bidi="ar_AE"/>
+        </w:rPr>
+      </w:r>
+    </w:p>
+    <w:p>
+      <w:pPr>
+        <w:bidi/>
+      </w:pPr>
+      <w:r>
+        <w:rPr>
+          <w:rtl/>
+          <w:cs/>
           <w:lang w:val="ar_AE" w:bidi="ar_AE"/>
         </w:rPr>
       </w:r>
@@ -1033,12 +1299,16 @@
       </w:pPr>
       <w:r>
         <w:rPr>
+          <w:rtl/>
+          <w:cs/>
           <w:lang w:val="ar_AE" w:bidi="ar_AE"/>
         </w:rPr>
         <w:t>ذَبِيحَةِ الْخَطِيَّةِ</w:t>
       </w:r>
       <w:r>
         <w:rPr>
+          <w:rtl/>
+          <w:cs/>
           <w:lang w:val="ar_AE" w:bidi="ar_AE"/>
         </w:rPr>
       </w:r>
@@ -1051,6 +1321,8 @@
       <w:r>
         <w:rPr>
           <w:b/>
+          <w:rtl/>
+          <w:cs/>
           <w:lang w:val="ar_AE" w:bidi="ar_AE"/>
         </w:rPr>
         <w:t>ذَبِيحَةُ الْخَطِيَّةِ</w:t>
@@ -1062,44 +1334,58 @@
       </w:pPr>
       <w:r>
         <w:rPr>
-          <w:lang w:val="ar_AE" w:bidi="ar_AE"/>
-        </w:rPr>
-      </w:r>
-      <w:r>
-        <w:rPr>
+          <w:rtl/>
+          <w:cs/>
+          <w:lang w:val="ar_AE" w:bidi="ar_AE"/>
+        </w:rPr>
+      </w:r>
+      <w:r>
+        <w:rPr>
+          <w:rtl/>
+          <w:cs/>
           <w:lang w:val="ar_AE" w:bidi="ar_AE"/>
         </w:rPr>
         <w:t xml:space="preserve">انظر </w:t>
       </w:r>
       <w:r>
         <w:rPr>
+          <w:rtl/>
+          <w:cs/>
           <w:lang w:val="ar_AE" w:bidi="ar_AE"/>
         </w:rPr>
         <w:t>التقدمات والذبائح</w:t>
       </w:r>
       <w:r>
         <w:rPr>
+          <w:rtl/>
+          <w:cs/>
           <w:lang w:val="ar_AE" w:bidi="ar_AE"/>
         </w:rPr>
         <w:t>.</w:t>
       </w:r>
       <w:r>
         <w:rPr>
-          <w:lang w:val="ar_AE" w:bidi="ar_AE"/>
-        </w:rPr>
-      </w:r>
-      <w:r>
-        <w:rPr>
-          <w:lang w:val="ar_AE" w:bidi="ar_AE"/>
-        </w:rPr>
-      </w:r>
-    </w:p>
-    <w:p>
-      <w:pPr>
-        <w:bidi/>
-      </w:pPr>
-      <w:r>
-        <w:rPr>
+          <w:rtl/>
+          <w:cs/>
+          <w:lang w:val="ar_AE" w:bidi="ar_AE"/>
+        </w:rPr>
+      </w:r>
+      <w:r>
+        <w:rPr>
+          <w:rtl/>
+          <w:cs/>
+          <w:lang w:val="ar_AE" w:bidi="ar_AE"/>
+        </w:rPr>
+      </w:r>
+    </w:p>
+    <w:p>
+      <w:pPr>
+        <w:bidi/>
+      </w:pPr>
+      <w:r>
+        <w:rPr>
+          <w:rtl/>
+          <w:cs/>
           <w:lang w:val="ar_AE" w:bidi="ar_AE"/>
         </w:rPr>
       </w:r>
@@ -1111,60 +1397,78 @@
       </w:pPr>
       <w:r>
         <w:rPr>
+          <w:rtl/>
+          <w:cs/>
           <w:lang w:val="ar_AE" w:bidi="ar_AE"/>
         </w:rPr>
         <w:t>ذبيحة السلامة</w:t>
       </w:r>
       <w:r>
         <w:rPr>
-          <w:lang w:val="ar_AE" w:bidi="ar_AE"/>
-        </w:rPr>
-      </w:r>
-    </w:p>
-    <w:p>
-      <w:pPr>
-        <w:bidi/>
-      </w:pPr>
-      <w:r>
-        <w:rPr>
-          <w:lang w:val="ar_AE" w:bidi="ar_AE"/>
-        </w:rPr>
-      </w:r>
-      <w:r>
-        <w:rPr>
+          <w:rtl/>
+          <w:cs/>
+          <w:lang w:val="ar_AE" w:bidi="ar_AE"/>
+        </w:rPr>
+      </w:r>
+    </w:p>
+    <w:p>
+      <w:pPr>
+        <w:bidi/>
+      </w:pPr>
+      <w:r>
+        <w:rPr>
+          <w:rtl/>
+          <w:cs/>
+          <w:lang w:val="ar_AE" w:bidi="ar_AE"/>
+        </w:rPr>
+      </w:r>
+      <w:r>
+        <w:rPr>
+          <w:rtl/>
+          <w:cs/>
           <w:lang w:val="ar_AE" w:bidi="ar_AE"/>
         </w:rPr>
         <w:t xml:space="preserve">انظر </w:t>
       </w:r>
       <w:r>
         <w:rPr>
+          <w:rtl/>
+          <w:cs/>
           <w:lang w:val="ar_AE" w:bidi="ar_AE"/>
         </w:rPr>
         <w:t>التقدمات والذبائح</w:t>
       </w:r>
       <w:r>
         <w:rPr>
+          <w:rtl/>
+          <w:cs/>
           <w:lang w:val="ar_AE" w:bidi="ar_AE"/>
         </w:rPr>
         <w:t>.</w:t>
       </w:r>
       <w:r>
         <w:rPr>
-          <w:lang w:val="ar_AE" w:bidi="ar_AE"/>
-        </w:rPr>
-      </w:r>
-      <w:r>
-        <w:rPr>
-          <w:lang w:val="ar_AE" w:bidi="ar_AE"/>
-        </w:rPr>
-      </w:r>
-    </w:p>
-    <w:p>
-      <w:pPr>
-        <w:bidi/>
-      </w:pPr>
-      <w:r>
-        <w:rPr>
+          <w:rtl/>
+          <w:cs/>
+          <w:lang w:val="ar_AE" w:bidi="ar_AE"/>
+        </w:rPr>
+      </w:r>
+      <w:r>
+        <w:rPr>
+          <w:rtl/>
+          <w:cs/>
+          <w:lang w:val="ar_AE" w:bidi="ar_AE"/>
+        </w:rPr>
+      </w:r>
+    </w:p>
+    <w:p>
+      <w:pPr>
+        <w:bidi/>
+      </w:pPr>
+      <w:r>
+        <w:rPr>
+          <w:rtl/>
+          <w:cs/>
           <w:lang w:val="ar_AE" w:bidi="ar_AE"/>
         </w:rPr>
       </w:r>
@@ -1176,12 +1480,16 @@
       </w:pPr>
       <w:r>
         <w:rPr>
+          <w:rtl/>
+          <w:cs/>
           <w:lang w:val="ar_AE" w:bidi="ar_AE"/>
         </w:rPr>
         <w:t>ذبيحةُ السلامة</w:t>
       </w:r>
       <w:r>
         <w:rPr>
+          <w:rtl/>
+          <w:cs/>
           <w:lang w:val="ar_AE" w:bidi="ar_AE"/>
         </w:rPr>
       </w:r>
@@ -1194,6 +1502,8 @@
       <w:r>
         <w:rPr>
           <w:b/>
+          <w:rtl/>
+          <w:cs/>
           <w:lang w:val="ar_AE" w:bidi="ar_AE"/>
         </w:rPr>
         <w:t>ذبيحةُ السلامة</w:t>
@@ -1205,44 +1515,58 @@
       </w:pPr>
       <w:r>
         <w:rPr>
-          <w:lang w:val="ar_AE" w:bidi="ar_AE"/>
-        </w:rPr>
-      </w:r>
-      <w:r>
-        <w:rPr>
+          <w:rtl/>
+          <w:cs/>
+          <w:lang w:val="ar_AE" w:bidi="ar_AE"/>
+        </w:rPr>
+      </w:r>
+      <w:r>
+        <w:rPr>
+          <w:rtl/>
+          <w:cs/>
           <w:lang w:val="ar_AE" w:bidi="ar_AE"/>
         </w:rPr>
         <w:t xml:space="preserve">انظر </w:t>
       </w:r>
       <w:r>
         <w:rPr>
+          <w:rtl/>
+          <w:cs/>
           <w:lang w:val="ar_AE" w:bidi="ar_AE"/>
         </w:rPr>
         <w:t>التقدمات والذبائح</w:t>
       </w:r>
       <w:r>
         <w:rPr>
+          <w:rtl/>
+          <w:cs/>
           <w:lang w:val="ar_AE" w:bidi="ar_AE"/>
         </w:rPr>
         <w:t>.</w:t>
       </w:r>
       <w:r>
         <w:rPr>
-          <w:lang w:val="ar_AE" w:bidi="ar_AE"/>
-        </w:rPr>
-      </w:r>
-      <w:r>
-        <w:rPr>
-          <w:lang w:val="ar_AE" w:bidi="ar_AE"/>
-        </w:rPr>
-      </w:r>
-    </w:p>
-    <w:p>
-      <w:pPr>
-        <w:bidi/>
-      </w:pPr>
-      <w:r>
-        <w:rPr>
+          <w:rtl/>
+          <w:cs/>
+          <w:lang w:val="ar_AE" w:bidi="ar_AE"/>
+        </w:rPr>
+      </w:r>
+      <w:r>
+        <w:rPr>
+          <w:rtl/>
+          <w:cs/>
+          <w:lang w:val="ar_AE" w:bidi="ar_AE"/>
+        </w:rPr>
+      </w:r>
+    </w:p>
+    <w:p>
+      <w:pPr>
+        <w:bidi/>
+      </w:pPr>
+      <w:r>
+        <w:rPr>
+          <w:rtl/>
+          <w:cs/>
           <w:lang w:val="ar_AE" w:bidi="ar_AE"/>
         </w:rPr>
       </w:r>
@@ -1254,27 +1578,35 @@
       </w:pPr>
       <w:r>
         <w:rPr>
+          <w:rtl/>
+          <w:cs/>
           <w:lang w:val="ar_AE" w:bidi="ar_AE"/>
         </w:rPr>
         <w:t>ذبيحة المحرقة</w:t>
       </w:r>
       <w:r>
         <w:rPr>
-          <w:lang w:val="ar_AE" w:bidi="ar_AE"/>
-        </w:rPr>
-      </w:r>
-    </w:p>
-    <w:p>
-      <w:pPr>
-        <w:bidi/>
-      </w:pPr>
-      <w:r>
-        <w:rPr>
-          <w:lang w:val="ar_AE" w:bidi="ar_AE"/>
-        </w:rPr>
-      </w:r>
-      <w:r>
-        <w:rPr>
+          <w:rtl/>
+          <w:cs/>
+          <w:lang w:val="ar_AE" w:bidi="ar_AE"/>
+        </w:rPr>
+      </w:r>
+    </w:p>
+    <w:p>
+      <w:pPr>
+        <w:bidi/>
+      </w:pPr>
+      <w:r>
+        <w:rPr>
+          <w:rtl/>
+          <w:cs/>
+          <w:lang w:val="ar_AE" w:bidi="ar_AE"/>
+        </w:rPr>
+      </w:r>
+      <w:r>
+        <w:rPr>
+          <w:rtl/>
+          <w:cs/>
           <w:lang w:val="ar_AE" w:bidi="ar_AE"/>
         </w:rPr>
         <w:t>إحدى أنواع ذبائح بني إسرائيل بتقديم حيوان مختار للتكفير عن الخطية ويُحرق كليًا بالنار (</w:t>
@@ -1282,6 +1614,8 @@
       <w:hyperlink r:id="rId17">
         <w:r>
           <w:rPr>
+            <w:rtl/>
+            <w:cs/>
             <w:lang w:val="ar_AE" w:bidi="ar_AE"/>
           </w:rPr>
           <w:rPr>
@@ -1293,6 +1627,8 @@
       </w:hyperlink>
       <w:r>
         <w:rPr>
+          <w:rtl/>
+          <w:cs/>
           <w:lang w:val="ar_AE" w:bidi="ar_AE"/>
         </w:rPr>
         <w:t xml:space="preserve">). </w:t>
@@ -1300,45 +1636,59 @@
       <w:r>
         <w:rPr>
           <w:b/>
+          <w:rtl/>
+          <w:cs/>
           <w:lang w:val="ar_AE" w:bidi="ar_AE"/>
         </w:rPr>
         <w:t>انظر</w:t>
       </w:r>
       <w:r>
         <w:rPr>
+          <w:rtl/>
+          <w:cs/>
           <w:lang w:val="ar_AE" w:bidi="ar_AE"/>
         </w:rPr>
         <w:t xml:space="preserve"> </w:t>
       </w:r>
       <w:r>
         <w:rPr>
+          <w:rtl/>
+          <w:cs/>
           <w:lang w:val="ar_AE" w:bidi="ar_AE"/>
         </w:rPr>
         <w:t>القرابين والذبائح</w:t>
       </w:r>
       <w:r>
         <w:rPr>
+          <w:rtl/>
+          <w:cs/>
           <w:lang w:val="ar_AE" w:bidi="ar_AE"/>
         </w:rPr>
         <w:t>.</w:t>
       </w:r>
       <w:r>
         <w:rPr>
-          <w:lang w:val="ar_AE" w:bidi="ar_AE"/>
-        </w:rPr>
-      </w:r>
-      <w:r>
-        <w:rPr>
-          <w:lang w:val="ar_AE" w:bidi="ar_AE"/>
-        </w:rPr>
-      </w:r>
-    </w:p>
-    <w:p>
-      <w:pPr>
-        <w:bidi/>
-      </w:pPr>
-      <w:r>
-        <w:rPr>
+          <w:rtl/>
+          <w:cs/>
+          <w:lang w:val="ar_AE" w:bidi="ar_AE"/>
+        </w:rPr>
+      </w:r>
+      <w:r>
+        <w:rPr>
+          <w:rtl/>
+          <w:cs/>
+          <w:lang w:val="ar_AE" w:bidi="ar_AE"/>
+        </w:rPr>
+      </w:r>
+    </w:p>
+    <w:p>
+      <w:pPr>
+        <w:bidi/>
+      </w:pPr>
+      <w:r>
+        <w:rPr>
+          <w:rtl/>
+          <w:cs/>
           <w:lang w:val="ar_AE" w:bidi="ar_AE"/>
         </w:rPr>
       </w:r>
@@ -1350,27 +1700,35 @@
       </w:pPr>
       <w:r>
         <w:rPr>
+          <w:rtl/>
+          <w:cs/>
           <w:lang w:val="ar_AE" w:bidi="ar_AE"/>
         </w:rPr>
         <w:t>ذراع</w:t>
       </w:r>
       <w:r>
         <w:rPr>
-          <w:lang w:val="ar_AE" w:bidi="ar_AE"/>
-        </w:rPr>
-      </w:r>
-    </w:p>
-    <w:p>
-      <w:pPr>
-        <w:bidi/>
-      </w:pPr>
-      <w:r>
-        <w:rPr>
-          <w:lang w:val="ar_AE" w:bidi="ar_AE"/>
-        </w:rPr>
-      </w:r>
-      <w:r>
-        <w:rPr>
+          <w:rtl/>
+          <w:cs/>
+          <w:lang w:val="ar_AE" w:bidi="ar_AE"/>
+        </w:rPr>
+      </w:r>
+    </w:p>
+    <w:p>
+      <w:pPr>
+        <w:bidi/>
+      </w:pPr>
+      <w:r>
+        <w:rPr>
+          <w:rtl/>
+          <w:cs/>
+          <w:lang w:val="ar_AE" w:bidi="ar_AE"/>
+        </w:rPr>
+      </w:r>
+      <w:r>
+        <w:rPr>
+          <w:rtl/>
+          <w:cs/>
           <w:lang w:val="ar_AE" w:bidi="ar_AE"/>
         </w:rPr>
         <w:t xml:space="preserve">قياس طولي يكون حوالي 18 بوصة (46 سنتيمتر). وهو طول ساعد الرجل من الكوع إلى طرف إصبعه الأوسط. </w:t>
@@ -1378,45 +1736,59 @@
       <w:r>
         <w:rPr>
           <w:i/>
+          <w:rtl/>
+          <w:cs/>
           <w:lang w:val="ar_AE" w:bidi="ar_AE"/>
         </w:rPr>
         <w:t>انظر</w:t>
       </w:r>
       <w:r>
         <w:rPr>
+          <w:rtl/>
+          <w:cs/>
           <w:lang w:val="ar_AE" w:bidi="ar_AE"/>
         </w:rPr>
         <w:t xml:space="preserve"> </w:t>
       </w:r>
       <w:r>
         <w:rPr>
+          <w:rtl/>
+          <w:cs/>
           <w:lang w:val="ar_AE" w:bidi="ar_AE"/>
         </w:rPr>
         <w:t>الأوزان والمقاييس</w:t>
       </w:r>
       <w:r>
         <w:rPr>
+          <w:rtl/>
+          <w:cs/>
           <w:lang w:val="ar_AE" w:bidi="ar_AE"/>
         </w:rPr>
         <w:t>.</w:t>
       </w:r>
       <w:r>
         <w:rPr>
-          <w:lang w:val="ar_AE" w:bidi="ar_AE"/>
-        </w:rPr>
-      </w:r>
-      <w:r>
-        <w:rPr>
-          <w:lang w:val="ar_AE" w:bidi="ar_AE"/>
-        </w:rPr>
-      </w:r>
-    </w:p>
-    <w:p>
-      <w:pPr>
-        <w:bidi/>
-      </w:pPr>
-      <w:r>
-        <w:rPr>
+          <w:rtl/>
+          <w:cs/>
+          <w:lang w:val="ar_AE" w:bidi="ar_AE"/>
+        </w:rPr>
+      </w:r>
+      <w:r>
+        <w:rPr>
+          <w:rtl/>
+          <w:cs/>
+          <w:lang w:val="ar_AE" w:bidi="ar_AE"/>
+        </w:rPr>
+      </w:r>
+    </w:p>
+    <w:p>
+      <w:pPr>
+        <w:bidi/>
+      </w:pPr>
+      <w:r>
+        <w:rPr>
+          <w:rtl/>
+          <w:cs/>
           <w:lang w:val="ar_AE" w:bidi="ar_AE"/>
         </w:rPr>
       </w:r>
@@ -1428,67 +1800,87 @@
       </w:pPr>
       <w:r>
         <w:rPr>
+          <w:rtl/>
+          <w:cs/>
           <w:lang w:val="ar_AE" w:bidi="ar_AE"/>
         </w:rPr>
         <w:t>ذَكَر الأيّل</w:t>
       </w:r>
       <w:r>
         <w:rPr>
-          <w:lang w:val="ar_AE" w:bidi="ar_AE"/>
-        </w:rPr>
-      </w:r>
-    </w:p>
-    <w:p>
-      <w:pPr>
-        <w:bidi/>
-      </w:pPr>
-      <w:r>
-        <w:rPr>
+          <w:rtl/>
+          <w:cs/>
+          <w:lang w:val="ar_AE" w:bidi="ar_AE"/>
+        </w:rPr>
+      </w:r>
+    </w:p>
+    <w:p>
+      <w:pPr>
+        <w:bidi/>
+      </w:pPr>
+      <w:r>
+        <w:rPr>
+          <w:rtl/>
+          <w:cs/>
           <w:lang w:val="ar_AE" w:bidi="ar_AE"/>
         </w:rPr>
       </w:r>
       <w:r>
         <w:rPr>
           <w:i/>
+          <w:rtl/>
+          <w:cs/>
           <w:lang w:val="ar_AE" w:bidi="ar_AE"/>
         </w:rPr>
         <w:t>انظر</w:t>
       </w:r>
       <w:r>
         <w:rPr>
+          <w:rtl/>
+          <w:cs/>
           <w:lang w:val="ar_AE" w:bidi="ar_AE"/>
         </w:rPr>
         <w:t xml:space="preserve"> </w:t>
       </w:r>
       <w:r>
         <w:rPr>
+          <w:rtl/>
+          <w:cs/>
           <w:lang w:val="ar_AE" w:bidi="ar_AE"/>
         </w:rPr>
         <w:t>الحيوانات (الغزلان)</w:t>
       </w:r>
       <w:r>
         <w:rPr>
+          <w:rtl/>
+          <w:cs/>
           <w:lang w:val="ar_AE" w:bidi="ar_AE"/>
         </w:rPr>
         <w:t>.</w:t>
       </w:r>
       <w:r>
         <w:rPr>
-          <w:lang w:val="ar_AE" w:bidi="ar_AE"/>
-        </w:rPr>
-      </w:r>
-      <w:r>
-        <w:rPr>
-          <w:lang w:val="ar_AE" w:bidi="ar_AE"/>
-        </w:rPr>
-      </w:r>
-    </w:p>
-    <w:p>
-      <w:pPr>
-        <w:bidi/>
-      </w:pPr>
-      <w:r>
-        <w:rPr>
+          <w:rtl/>
+          <w:cs/>
+          <w:lang w:val="ar_AE" w:bidi="ar_AE"/>
+        </w:rPr>
+      </w:r>
+      <w:r>
+        <w:rPr>
+          <w:rtl/>
+          <w:cs/>
+          <w:lang w:val="ar_AE" w:bidi="ar_AE"/>
+        </w:rPr>
+      </w:r>
+    </w:p>
+    <w:p>
+      <w:pPr>
+        <w:bidi/>
+      </w:pPr>
+      <w:r>
+        <w:rPr>
+          <w:rtl/>
+          <w:cs/>
           <w:lang w:val="ar_AE" w:bidi="ar_AE"/>
         </w:rPr>
       </w:r>
@@ -1500,84 +1892,110 @@
       </w:pPr>
       <w:r>
         <w:rPr>
+          <w:rtl/>
+          <w:cs/>
           <w:lang w:val="ar_AE" w:bidi="ar_AE"/>
         </w:rPr>
         <w:t>ذهب</w:t>
       </w:r>
       <w:r>
         <w:rPr>
-          <w:lang w:val="ar_AE" w:bidi="ar_AE"/>
-        </w:rPr>
-      </w:r>
-    </w:p>
-    <w:p>
-      <w:pPr>
-        <w:bidi/>
-      </w:pPr>
-      <w:r>
-        <w:rPr>
-          <w:lang w:val="ar_AE" w:bidi="ar_AE"/>
-        </w:rPr>
-      </w:r>
-      <w:r>
-        <w:rPr>
+          <w:rtl/>
+          <w:cs/>
+          <w:lang w:val="ar_AE" w:bidi="ar_AE"/>
+        </w:rPr>
+      </w:r>
+    </w:p>
+    <w:p>
+      <w:pPr>
+        <w:bidi/>
+      </w:pPr>
+      <w:r>
+        <w:rPr>
+          <w:rtl/>
+          <w:cs/>
+          <w:lang w:val="ar_AE" w:bidi="ar_AE"/>
+        </w:rPr>
+      </w:r>
+      <w:r>
+        <w:rPr>
+          <w:rtl/>
+          <w:cs/>
           <w:lang w:val="ar_AE" w:bidi="ar_AE"/>
         </w:rPr>
         <w:t xml:space="preserve">عنصر معدني ناعم وأصفر اللون. انظر </w:t>
       </w:r>
       <w:r>
         <w:rPr>
+          <w:rtl/>
+          <w:cs/>
           <w:lang w:val="ar_AE" w:bidi="ar_AE"/>
         </w:rPr>
         <w:t>العملات؛</w:t>
       </w:r>
       <w:r>
         <w:rPr>
+          <w:rtl/>
+          <w:cs/>
           <w:lang w:val="ar_AE" w:bidi="ar_AE"/>
         </w:rPr>
         <w:t xml:space="preserve"> </w:t>
       </w:r>
       <w:r>
         <w:rPr>
+          <w:rtl/>
+          <w:cs/>
           <w:lang w:val="ar_AE" w:bidi="ar_AE"/>
         </w:rPr>
         <w:t>المعادن؛</w:t>
       </w:r>
       <w:r>
         <w:rPr>
+          <w:rtl/>
+          <w:cs/>
           <w:lang w:val="ar_AE" w:bidi="ar_AE"/>
         </w:rPr>
         <w:t xml:space="preserve"> </w:t>
       </w:r>
       <w:r>
         <w:rPr>
+          <w:rtl/>
+          <w:cs/>
           <w:lang w:val="ar_AE" w:bidi="ar_AE"/>
         </w:rPr>
         <w:t>النقود</w:t>
       </w:r>
       <w:r>
         <w:rPr>
+          <w:rtl/>
+          <w:cs/>
           <w:lang w:val="ar_AE" w:bidi="ar_AE"/>
         </w:rPr>
         <w:t>.</w:t>
       </w:r>
       <w:r>
         <w:rPr>
-          <w:lang w:val="ar_AE" w:bidi="ar_AE"/>
-        </w:rPr>
-      </w:r>
-      <w:r>
-        <w:rPr>
-          <w:lang w:val="ar_AE" w:bidi="ar_AE"/>
-        </w:rPr>
-      </w:r>
-    </w:p>
-    <w:p>
-      <w:pPr>
-        <w:bidi/>
-      </w:pPr>
-      <w:r>
-        <w:rPr>
+          <w:rtl/>
+          <w:cs/>
+          <w:lang w:val="ar_AE" w:bidi="ar_AE"/>
+        </w:rPr>
+      </w:r>
+      <w:r>
+        <w:rPr>
+          <w:rtl/>
+          <w:cs/>
+          <w:lang w:val="ar_AE" w:bidi="ar_AE"/>
+        </w:rPr>
+      </w:r>
+    </w:p>
+    <w:p>
+      <w:pPr>
+        <w:bidi/>
+      </w:pPr>
+      <w:r>
+        <w:rPr>
+          <w:rtl/>
+          <w:cs/>
           <w:lang w:val="ar_AE" w:bidi="ar_AE"/>
         </w:rPr>
       </w:r>
@@ -1589,61 +2007,79 @@
       </w:pPr>
       <w:r>
         <w:rPr>
+          <w:rtl/>
+          <w:cs/>
           <w:lang w:val="ar_AE" w:bidi="ar_AE"/>
         </w:rPr>
         <w:t>ذهبي، العِجل الـ</w:t>
       </w:r>
       <w:r>
         <w:rPr>
-          <w:lang w:val="ar_AE" w:bidi="ar_AE"/>
-        </w:rPr>
-      </w:r>
-    </w:p>
-    <w:p>
-      <w:pPr>
-        <w:bidi/>
-      </w:pPr>
-      <w:r>
-        <w:rPr>
+          <w:rtl/>
+          <w:cs/>
+          <w:lang w:val="ar_AE" w:bidi="ar_AE"/>
+        </w:rPr>
+      </w:r>
+    </w:p>
+    <w:p>
+      <w:pPr>
+        <w:bidi/>
+      </w:pPr>
+      <w:r>
+        <w:rPr>
+          <w:rtl/>
+          <w:cs/>
           <w:lang w:val="ar_AE" w:bidi="ar_AE"/>
         </w:rPr>
       </w:r>
       <w:r>
         <w:rPr>
           <w:i/>
+          <w:rtl/>
+          <w:cs/>
           <w:lang w:val="ar_AE" w:bidi="ar_AE"/>
         </w:rPr>
         <w:t>انظر</w:t>
       </w:r>
       <w:r>
         <w:rPr>
+          <w:rtl/>
+          <w:cs/>
           <w:lang w:val="ar_AE" w:bidi="ar_AE"/>
         </w:rPr>
         <w:t xml:space="preserve"> </w:t>
       </w:r>
       <w:r>
         <w:rPr>
+          <w:rtl/>
+          <w:cs/>
           <w:lang w:val="ar_AE" w:bidi="ar_AE"/>
         </w:rPr>
         <w:t xml:space="preserve">العِجل الذهبي. </w:t>
       </w:r>
       <w:r>
         <w:rPr>
-          <w:lang w:val="ar_AE" w:bidi="ar_AE"/>
-        </w:rPr>
-      </w:r>
-      <w:r>
-        <w:rPr>
-          <w:lang w:val="ar_AE" w:bidi="ar_AE"/>
-        </w:rPr>
-      </w:r>
-    </w:p>
-    <w:p>
-      <w:pPr>
-        <w:bidi/>
-      </w:pPr>
-      <w:r>
-        <w:rPr>
+          <w:rtl/>
+          <w:cs/>
+          <w:lang w:val="ar_AE" w:bidi="ar_AE"/>
+        </w:rPr>
+      </w:r>
+      <w:r>
+        <w:rPr>
+          <w:rtl/>
+          <w:cs/>
+          <w:lang w:val="ar_AE" w:bidi="ar_AE"/>
+        </w:rPr>
+      </w:r>
+    </w:p>
+    <w:p>
+      <w:pPr>
+        <w:bidi/>
+      </w:pPr>
+      <w:r>
+        <w:rPr>
+          <w:rtl/>
+          <w:cs/>
           <w:lang w:val="ar_AE" w:bidi="ar_AE"/>
         </w:rPr>
       </w:r>
@@ -1655,27 +2091,35 @@
       </w:pPr>
       <w:r>
         <w:rPr>
+          <w:rtl/>
+          <w:cs/>
           <w:lang w:val="ar_AE" w:bidi="ar_AE"/>
         </w:rPr>
         <w:t>ذَوَاتِ ٱلْأَوْتَارِ (نيجينه، نيجينوث)</w:t>
       </w:r>
       <w:r>
         <w:rPr>
-          <w:lang w:val="ar_AE" w:bidi="ar_AE"/>
-        </w:rPr>
-      </w:r>
-    </w:p>
-    <w:p>
-      <w:pPr>
-        <w:bidi/>
-      </w:pPr>
-      <w:r>
-        <w:rPr>
-          <w:lang w:val="ar_AE" w:bidi="ar_AE"/>
-        </w:rPr>
-      </w:r>
-      <w:r>
-        <w:rPr>
+          <w:rtl/>
+          <w:cs/>
+          <w:lang w:val="ar_AE" w:bidi="ar_AE"/>
+        </w:rPr>
+      </w:r>
+    </w:p>
+    <w:p>
+      <w:pPr>
+        <w:bidi/>
+      </w:pPr>
+      <w:r>
+        <w:rPr>
+          <w:rtl/>
+          <w:cs/>
+          <w:lang w:val="ar_AE" w:bidi="ar_AE"/>
+        </w:rPr>
+      </w:r>
+      <w:r>
+        <w:rPr>
+          <w:rtl/>
+          <w:cs/>
           <w:lang w:val="ar_AE" w:bidi="ar_AE"/>
         </w:rPr>
         <w:t xml:space="preserve">المصطلحات العبرية المذكورة في عناوين </w:t>
@@ -1683,6 +2127,8 @@
       <w:hyperlink r:id="rId18">
         <w:r>
           <w:rPr>
+            <w:rtl/>
+            <w:cs/>
             <w:lang w:val="ar_AE" w:bidi="ar_AE"/>
           </w:rPr>
           <w:rPr>
@@ -1694,6 +2140,8 @@
       </w:hyperlink>
       <w:r>
         <w:rPr>
+          <w:rtl/>
+          <w:cs/>
           <w:lang w:val="ar_AE" w:bidi="ar_AE"/>
         </w:rPr>
         <w:t xml:space="preserve">، </w:t>
@@ -1701,6 +2149,8 @@
       <w:hyperlink r:id="rId19">
         <w:r>
           <w:rPr>
+            <w:rtl/>
+            <w:cs/>
             <w:lang w:val="ar_AE" w:bidi="ar_AE"/>
           </w:rPr>
           <w:rPr>
@@ -1712,6 +2162,8 @@
       </w:hyperlink>
       <w:r>
         <w:rPr>
+          <w:rtl/>
+          <w:cs/>
           <w:lang w:val="ar_AE" w:bidi="ar_AE"/>
         </w:rPr>
         <w:t xml:space="preserve">، </w:t>
@@ -1719,6 +2171,8 @@
       <w:hyperlink r:id="rId20">
         <w:r>
           <w:rPr>
+            <w:rtl/>
+            <w:cs/>
             <w:lang w:val="ar_AE" w:bidi="ar_AE"/>
           </w:rPr>
           <w:rPr>
@@ -1730,6 +2184,8 @@
       </w:hyperlink>
       <w:r>
         <w:rPr>
+          <w:rtl/>
+          <w:cs/>
           <w:lang w:val="ar_AE" w:bidi="ar_AE"/>
         </w:rPr>
         <w:t xml:space="preserve">، </w:t>
@@ -1737,6 +2193,8 @@
       <w:hyperlink r:id="rId21">
         <w:r>
           <w:rPr>
+            <w:rtl/>
+            <w:cs/>
             <w:lang w:val="ar_AE" w:bidi="ar_AE"/>
           </w:rPr>
           <w:rPr>
@@ -1748,6 +2206,8 @@
       </w:hyperlink>
       <w:r>
         <w:rPr>
+          <w:rtl/>
+          <w:cs/>
           <w:lang w:val="ar_AE" w:bidi="ar_AE"/>
         </w:rPr>
         <w:t xml:space="preserve">، </w:t>
@@ -1755,6 +2215,8 @@
       <w:hyperlink r:id="rId22">
         <w:r>
           <w:rPr>
+            <w:rtl/>
+            <w:cs/>
             <w:lang w:val="ar_AE" w:bidi="ar_AE"/>
           </w:rPr>
           <w:rPr>
@@ -1766,6 +2228,8 @@
       </w:hyperlink>
       <w:r>
         <w:rPr>
+          <w:rtl/>
+          <w:cs/>
           <w:lang w:val="ar_AE" w:bidi="ar_AE"/>
         </w:rPr>
         <w:t xml:space="preserve"> و</w:t>
@@ -1773,6 +2237,8 @@
       <w:hyperlink r:id="rId23">
         <w:r>
           <w:rPr>
+            <w:rtl/>
+            <w:cs/>
             <w:lang w:val="ar_AE" w:bidi="ar_AE"/>
           </w:rPr>
           <w:rPr>
@@ -1784,6 +2250,8 @@
       </w:hyperlink>
       <w:r>
         <w:rPr>
+          <w:rtl/>
+          <w:cs/>
           <w:lang w:val="ar_AE" w:bidi="ar_AE"/>
         </w:rPr>
         <w:t xml:space="preserve">؛ وهي إشارات موسيقية، تعني "الآلات الوترية"، تصف نوع من المصاحبة الموسيقية لأداء المزامير المحددة. </w:t>
@@ -1791,45 +2259,59 @@
       <w:r>
         <w:rPr>
           <w:i/>
+          <w:rtl/>
+          <w:cs/>
           <w:lang w:val="ar_AE" w:bidi="ar_AE"/>
         </w:rPr>
         <w:t>انظر</w:t>
       </w:r>
       <w:r>
         <w:rPr>
+          <w:rtl/>
+          <w:cs/>
           <w:lang w:val="ar_AE" w:bidi="ar_AE"/>
         </w:rPr>
         <w:t xml:space="preserve"> </w:t>
       </w:r>
       <w:r>
         <w:rPr>
+          <w:rtl/>
+          <w:cs/>
           <w:lang w:val="ar_AE" w:bidi="ar_AE"/>
         </w:rPr>
         <w:t>الموسيقى</w:t>
       </w:r>
       <w:r>
         <w:rPr>
+          <w:rtl/>
+          <w:cs/>
           <w:lang w:val="ar_AE" w:bidi="ar_AE"/>
         </w:rPr>
         <w:t>.</w:t>
       </w:r>
       <w:r>
         <w:rPr>
-          <w:lang w:val="ar_AE" w:bidi="ar_AE"/>
-        </w:rPr>
-      </w:r>
-      <w:r>
-        <w:rPr>
-          <w:lang w:val="ar_AE" w:bidi="ar_AE"/>
-        </w:rPr>
-      </w:r>
-    </w:p>
-    <w:p>
-      <w:pPr>
-        <w:bidi/>
-      </w:pPr>
-      <w:r>
-        <w:rPr>
+          <w:rtl/>
+          <w:cs/>
+          <w:lang w:val="ar_AE" w:bidi="ar_AE"/>
+        </w:rPr>
+      </w:r>
+      <w:r>
+        <w:rPr>
+          <w:rtl/>
+          <w:cs/>
+          <w:lang w:val="ar_AE" w:bidi="ar_AE"/>
+        </w:rPr>
+      </w:r>
+    </w:p>
+    <w:p>
+      <w:pPr>
+        <w:bidi/>
+      </w:pPr>
+      <w:r>
+        <w:rPr>
+          <w:rtl/>
+          <w:cs/>
           <w:lang w:val="ar_AE" w:bidi="ar_AE"/>
         </w:rPr>
       </w:r>
@@ -1841,27 +2323,35 @@
       </w:pPr>
       <w:r>
         <w:rPr>
+          <w:rtl/>
+          <w:cs/>
           <w:lang w:val="ar_AE" w:bidi="ar_AE"/>
         </w:rPr>
         <w:t>ذَوَاتِ ٱلنَّفْخ (نهيلوث)</w:t>
       </w:r>
       <w:r>
         <w:rPr>
-          <w:lang w:val="ar_AE" w:bidi="ar_AE"/>
-        </w:rPr>
-      </w:r>
-    </w:p>
-    <w:p>
-      <w:pPr>
-        <w:bidi/>
-      </w:pPr>
-      <w:r>
-        <w:rPr>
-          <w:lang w:val="ar_AE" w:bidi="ar_AE"/>
-        </w:rPr>
-      </w:r>
-      <w:r>
-        <w:rPr>
+          <w:rtl/>
+          <w:cs/>
+          <w:lang w:val="ar_AE" w:bidi="ar_AE"/>
+        </w:rPr>
+      </w:r>
+    </w:p>
+    <w:p>
+      <w:pPr>
+        <w:bidi/>
+      </w:pPr>
+      <w:r>
+        <w:rPr>
+          <w:rtl/>
+          <w:cs/>
+          <w:lang w:val="ar_AE" w:bidi="ar_AE"/>
+        </w:rPr>
+      </w:r>
+      <w:r>
+        <w:rPr>
+          <w:rtl/>
+          <w:cs/>
           <w:lang w:val="ar_AE" w:bidi="ar_AE"/>
         </w:rPr>
         <w:t xml:space="preserve">المصطلح العبري في عنوان </w:t>
@@ -1869,6 +2359,8 @@
       <w:hyperlink r:id="rId24">
         <w:r>
           <w:rPr>
+            <w:rtl/>
+            <w:cs/>
             <w:lang w:val="ar_AE" w:bidi="ar_AE"/>
           </w:rPr>
           <w:rPr>
@@ -1880,6 +2372,8 @@
       </w:hyperlink>
       <w:r>
         <w:rPr>
+          <w:rtl/>
+          <w:cs/>
           <w:lang w:val="ar_AE" w:bidi="ar_AE"/>
         </w:rPr>
         <w:t xml:space="preserve">؛ وهي إشارة موسيقية تعني "النايات"، وتصف نوع المصاحبة الموسيقية لأداء المزمور. </w:t>
@@ -1887,45 +2381,59 @@
       <w:r>
         <w:rPr>
           <w:i/>
+          <w:rtl/>
+          <w:cs/>
           <w:lang w:val="ar_AE" w:bidi="ar_AE"/>
         </w:rPr>
         <w:t>انظر</w:t>
       </w:r>
       <w:r>
         <w:rPr>
+          <w:rtl/>
+          <w:cs/>
           <w:lang w:val="ar_AE" w:bidi="ar_AE"/>
         </w:rPr>
         <w:t xml:space="preserve"> </w:t>
       </w:r>
       <w:r>
         <w:rPr>
+          <w:rtl/>
+          <w:cs/>
           <w:lang w:val="ar_AE" w:bidi="ar_AE"/>
         </w:rPr>
         <w:t>الموسيقى</w:t>
       </w:r>
       <w:r>
         <w:rPr>
+          <w:rtl/>
+          <w:cs/>
           <w:lang w:val="ar_AE" w:bidi="ar_AE"/>
         </w:rPr>
         <w:t>.</w:t>
       </w:r>
       <w:r>
         <w:rPr>
-          <w:lang w:val="ar_AE" w:bidi="ar_AE"/>
-        </w:rPr>
-      </w:r>
-      <w:r>
-        <w:rPr>
-          <w:lang w:val="ar_AE" w:bidi="ar_AE"/>
-        </w:rPr>
-      </w:r>
-    </w:p>
-    <w:p>
-      <w:pPr>
-        <w:bidi/>
-      </w:pPr>
-      <w:r>
-        <w:rPr>
+          <w:rtl/>
+          <w:cs/>
+          <w:lang w:val="ar_AE" w:bidi="ar_AE"/>
+        </w:rPr>
+      </w:r>
+      <w:r>
+        <w:rPr>
+          <w:rtl/>
+          <w:cs/>
+          <w:lang w:val="ar_AE" w:bidi="ar_AE"/>
+        </w:rPr>
+      </w:r>
+    </w:p>
+    <w:p>
+      <w:pPr>
+        <w:bidi/>
+      </w:pPr>
+      <w:r>
+        <w:rPr>
+          <w:rtl/>
+          <w:cs/>
           <w:lang w:val="ar_AE" w:bidi="ar_AE"/>
         </w:rPr>
       </w:r>
@@ -1937,12 +2445,16 @@
       </w:pPr>
       <w:r>
         <w:rPr>
+          <w:rtl/>
+          <w:cs/>
           <w:lang w:val="ar_AE" w:bidi="ar_AE"/>
         </w:rPr>
         <w:t>ذِي ذَهَب</w:t>
       </w:r>
       <w:r>
         <w:rPr>
+          <w:rtl/>
+          <w:cs/>
           <w:lang w:val="ar_AE" w:bidi="ar_AE"/>
         </w:rPr>
       </w:r>
@@ -1954,6 +2466,8 @@
       </w:pPr>
       <w:r>
         <w:rPr>
+          <w:rtl/>
+          <w:cs/>
           <w:lang w:val="ar_AE" w:bidi="ar_AE"/>
         </w:rPr>
         <w:t>ذِي ذَهَب</w:t>
@@ -1965,11 +2479,15 @@
       </w:pPr>
       <w:r>
         <w:rPr>
-          <w:lang w:val="ar_AE" w:bidi="ar_AE"/>
-        </w:rPr>
-      </w:r>
-      <w:r>
-        <w:rPr>
+          <w:rtl/>
+          <w:cs/>
+          <w:lang w:val="ar_AE" w:bidi="ar_AE"/>
+        </w:rPr>
+      </w:r>
+      <w:r>
+        <w:rPr>
+          <w:rtl/>
+          <w:cs/>
           <w:lang w:val="ar_AE" w:bidi="ar_AE"/>
         </w:rPr>
         <w:t>الاسم، المذكور مع فَارَان، وتوفَل، ولَابَان، وحَضَيْروت، يُقصد به تحديد موقع الخطاب الأخير لموسَى إلى إِسْرَائِيل (</w:t>
@@ -1977,6 +2495,8 @@
       <w:hyperlink r:id="rId25">
         <w:r>
           <w:rPr>
+            <w:rtl/>
+            <w:cs/>
             <w:lang w:val="ar_AE" w:bidi="ar_AE"/>
           </w:rPr>
           <w:rPr>
@@ -1988,17 +2508,23 @@
       </w:hyperlink>
       <w:r>
         <w:rPr>
+          <w:rtl/>
+          <w:cs/>
           <w:lang w:val="ar_AE" w:bidi="ar_AE"/>
         </w:rPr>
         <w:t>).</w:t>
       </w:r>
       <w:r>
         <w:rPr>
-          <w:lang w:val="ar_AE" w:bidi="ar_AE"/>
-        </w:rPr>
-      </w:r>
-      <w:r>
-        <w:rPr>
+          <w:rtl/>
+          <w:cs/>
+          <w:lang w:val="ar_AE" w:bidi="ar_AE"/>
+        </w:rPr>
+      </w:r>
+      <w:r>
+        <w:rPr>
+          <w:rtl/>
+          <w:cs/>
           <w:lang w:val="ar_AE" w:bidi="ar_AE"/>
         </w:rPr>
       </w:r>

--- a/arb/docx/009.content.docx
+++ b/arb/docx/009.content.docx
@@ -309,20 +309,14 @@
         </w:rPr>
         <w:t>أي عدد من الذباب الكبير، بما في ذلك ذبابة الخيل وذبابة النبر، التي تزعج الماشية. يُطلق على الملك نَبوخَذْنَاصَّر اسم الذبابة المزعجة في الإشارة الكتابية الوحيدة إلى هذه الحشرة (</w:t>
       </w:r>
-      <w:hyperlink r:id="rId13">
-        <w:r>
-          <w:rPr>
-            <w:rtl/>
-            <w:cs/>
-            <w:lang w:val="ar_AE" w:bidi="ar_AE"/>
-          </w:rPr>
-          <w:rPr>
-            <w:color w:val="0000EE"/>
-            <w:u w:val="single"/>
-          </w:rPr>
-          <w:t>إرميا 46:20</w:t>
-        </w:r>
-      </w:hyperlink>
+      <w:r>
+        <w:rPr>
+          <w:rtl/>
+          <w:cs/>
+          <w:lang w:val="ar_AE" w:bidi="ar_AE"/>
+        </w:rPr>
+        <w:t>إرميا 46:20</w:t>
+      </w:r>
       <w:r>
         <w:rPr>
           <w:rtl/>
@@ -751,20 +745,14 @@
         </w:rPr>
         <w:t>أحد أميري المديانيين اللذين قتلهما جيش جدعون (</w:t>
       </w:r>
-      <w:hyperlink r:id="rId14">
-        <w:r>
-          <w:rPr>
-            <w:rtl/>
-            <w:cs/>
-            <w:lang w:val="ar_AE" w:bidi="ar_AE"/>
-          </w:rPr>
-          <w:rPr>
-            <w:color w:val="0000EE"/>
-            <w:u w:val="single"/>
-          </w:rPr>
-          <w:t>قضاة 7: 25</w:t>
-        </w:r>
-      </w:hyperlink>
+      <w:r>
+        <w:rPr>
+          <w:rtl/>
+          <w:cs/>
+          <w:lang w:val="ar_AE" w:bidi="ar_AE"/>
+        </w:rPr>
+        <w:t>قضاة 7: 25</w:t>
+      </w:r>
       <w:r>
         <w:rPr>
           <w:rtl/>
@@ -840,20 +828,14 @@
         </w:rPr>
         <w:t>حشرة ذات جناحين. يوجد منها العديد من الأنواع في الكتاب المقدس، بما في ذلك الذبابة المنزلية الشائعة (</w:t>
       </w:r>
-      <w:hyperlink r:id="rId15">
-        <w:r>
-          <w:rPr>
-            <w:rtl/>
-            <w:cs/>
-            <w:lang w:val="ar_AE" w:bidi="ar_AE"/>
-          </w:rPr>
-          <w:rPr>
-            <w:color w:val="0000EE"/>
-            <w:u w:val="single"/>
-          </w:rPr>
-          <w:t>جامعة 10:1</w:t>
-        </w:r>
-      </w:hyperlink>
+      <w:r>
+        <w:rPr>
+          <w:rtl/>
+          <w:cs/>
+          <w:lang w:val="ar_AE" w:bidi="ar_AE"/>
+        </w:rPr>
+        <w:t>جامعة 10:1</w:t>
+      </w:r>
       <w:r>
         <w:rPr>
           <w:rtl/>
@@ -862,20 +844,14 @@
         </w:rPr>
         <w:t>) وذبابة الخيل (</w:t>
       </w:r>
-      <w:hyperlink r:id="rId16">
-        <w:r>
-          <w:rPr>
-            <w:rtl/>
-            <w:cs/>
-            <w:lang w:val="ar_AE" w:bidi="ar_AE"/>
-          </w:rPr>
-          <w:rPr>
-            <w:color w:val="0000EE"/>
-            <w:u w:val="single"/>
-          </w:rPr>
-          <w:t>إشعياء 7:18</w:t>
-        </w:r>
-      </w:hyperlink>
+      <w:r>
+        <w:rPr>
+          <w:rtl/>
+          <w:cs/>
+          <w:lang w:val="ar_AE" w:bidi="ar_AE"/>
+        </w:rPr>
+        <w:t>إشعياء 7:18</w:t>
+      </w:r>
       <w:r>
         <w:rPr>
           <w:rtl/>
@@ -1611,20 +1587,14 @@
         </w:rPr>
         <w:t>إحدى أنواع ذبائح بني إسرائيل بتقديم حيوان مختار للتكفير عن الخطية ويُحرق كليًا بالنار (</w:t>
       </w:r>
-      <w:hyperlink r:id="rId17">
-        <w:r>
-          <w:rPr>
-            <w:rtl/>
-            <w:cs/>
-            <w:lang w:val="ar_AE" w:bidi="ar_AE"/>
-          </w:rPr>
-          <w:rPr>
-            <w:color w:val="0000EE"/>
-            <w:u w:val="single"/>
-          </w:rPr>
-          <w:t>لاويين 1</w:t>
-        </w:r>
-      </w:hyperlink>
+      <w:r>
+        <w:rPr>
+          <w:rtl/>
+          <w:cs/>
+          <w:lang w:val="ar_AE" w:bidi="ar_AE"/>
+        </w:rPr>
+        <w:t>لاويين 1</w:t>
+      </w:r>
       <w:r>
         <w:rPr>
           <w:rtl/>
@@ -2124,20 +2094,14 @@
         </w:rPr>
         <w:t xml:space="preserve">المصطلحات العبرية المذكورة في عناوين </w:t>
       </w:r>
-      <w:hyperlink r:id="rId18">
-        <w:r>
-          <w:rPr>
-            <w:rtl/>
-            <w:cs/>
-            <w:lang w:val="ar_AE" w:bidi="ar_AE"/>
-          </w:rPr>
-          <w:rPr>
-            <w:color w:val="0000EE"/>
-            <w:u w:val="single"/>
-          </w:rPr>
-          <w:t>المزامير 4</w:t>
-        </w:r>
-      </w:hyperlink>
+      <w:r>
+        <w:rPr>
+          <w:rtl/>
+          <w:cs/>
+          <w:lang w:val="ar_AE" w:bidi="ar_AE"/>
+        </w:rPr>
+        <w:t>المزامير 4</w:t>
+      </w:r>
       <w:r>
         <w:rPr>
           <w:rtl/>
@@ -2146,20 +2110,14 @@
         </w:rPr>
         <w:t xml:space="preserve">، </w:t>
       </w:r>
-      <w:hyperlink r:id="rId19">
-        <w:r>
-          <w:rPr>
-            <w:rtl/>
-            <w:cs/>
-            <w:lang w:val="ar_AE" w:bidi="ar_AE"/>
-          </w:rPr>
-          <w:rPr>
-            <w:color w:val="0000EE"/>
-            <w:u w:val="single"/>
-          </w:rPr>
-          <w:t>6</w:t>
-        </w:r>
-      </w:hyperlink>
+      <w:r>
+        <w:rPr>
+          <w:rtl/>
+          <w:cs/>
+          <w:lang w:val="ar_AE" w:bidi="ar_AE"/>
+        </w:rPr>
+        <w:t>6</w:t>
+      </w:r>
       <w:r>
         <w:rPr>
           <w:rtl/>
@@ -2168,20 +2126,14 @@
         </w:rPr>
         <w:t xml:space="preserve">، </w:t>
       </w:r>
-      <w:hyperlink r:id="rId20">
-        <w:r>
-          <w:rPr>
-            <w:rtl/>
-            <w:cs/>
-            <w:lang w:val="ar_AE" w:bidi="ar_AE"/>
-          </w:rPr>
-          <w:rPr>
-            <w:color w:val="0000EE"/>
-            <w:u w:val="single"/>
-          </w:rPr>
-          <w:t>54–55</w:t>
-        </w:r>
-      </w:hyperlink>
+      <w:r>
+        <w:rPr>
+          <w:rtl/>
+          <w:cs/>
+          <w:lang w:val="ar_AE" w:bidi="ar_AE"/>
+        </w:rPr>
+        <w:t>54–55</w:t>
+      </w:r>
       <w:r>
         <w:rPr>
           <w:rtl/>
@@ -2190,20 +2142,14 @@
         </w:rPr>
         <w:t xml:space="preserve">، </w:t>
       </w:r>
-      <w:hyperlink r:id="rId21">
-        <w:r>
-          <w:rPr>
-            <w:rtl/>
-            <w:cs/>
-            <w:lang w:val="ar_AE" w:bidi="ar_AE"/>
-          </w:rPr>
-          <w:rPr>
-            <w:color w:val="0000EE"/>
-            <w:u w:val="single"/>
-          </w:rPr>
-          <w:t>61</w:t>
-        </w:r>
-      </w:hyperlink>
+      <w:r>
+        <w:rPr>
+          <w:rtl/>
+          <w:cs/>
+          <w:lang w:val="ar_AE" w:bidi="ar_AE"/>
+        </w:rPr>
+        <w:t>61</w:t>
+      </w:r>
       <w:r>
         <w:rPr>
           <w:rtl/>
@@ -2212,20 +2158,14 @@
         </w:rPr>
         <w:t xml:space="preserve">، </w:t>
       </w:r>
-      <w:hyperlink r:id="rId22">
-        <w:r>
-          <w:rPr>
-            <w:rtl/>
-            <w:cs/>
-            <w:lang w:val="ar_AE" w:bidi="ar_AE"/>
-          </w:rPr>
-          <w:rPr>
-            <w:color w:val="0000EE"/>
-            <w:u w:val="single"/>
-          </w:rPr>
-          <w:t>67</w:t>
-        </w:r>
-      </w:hyperlink>
+      <w:r>
+        <w:rPr>
+          <w:rtl/>
+          <w:cs/>
+          <w:lang w:val="ar_AE" w:bidi="ar_AE"/>
+        </w:rPr>
+        <w:t>67</w:t>
+      </w:r>
       <w:r>
         <w:rPr>
           <w:rtl/>
@@ -2234,20 +2174,14 @@
         </w:rPr>
         <w:t xml:space="preserve"> و</w:t>
       </w:r>
-      <w:hyperlink r:id="rId23">
-        <w:r>
-          <w:rPr>
-            <w:rtl/>
-            <w:cs/>
-            <w:lang w:val="ar_AE" w:bidi="ar_AE"/>
-          </w:rPr>
-          <w:rPr>
-            <w:color w:val="0000EE"/>
-            <w:u w:val="single"/>
-          </w:rPr>
-          <w:t>76</w:t>
-        </w:r>
-      </w:hyperlink>
+      <w:r>
+        <w:rPr>
+          <w:rtl/>
+          <w:cs/>
+          <w:lang w:val="ar_AE" w:bidi="ar_AE"/>
+        </w:rPr>
+        <w:t>76</w:t>
+      </w:r>
       <w:r>
         <w:rPr>
           <w:rtl/>
@@ -2356,20 +2290,14 @@
         </w:rPr>
         <w:t xml:space="preserve">المصطلح العبري في عنوان </w:t>
       </w:r>
-      <w:hyperlink r:id="rId24">
-        <w:r>
-          <w:rPr>
-            <w:rtl/>
-            <w:cs/>
-            <w:lang w:val="ar_AE" w:bidi="ar_AE"/>
-          </w:rPr>
-          <w:rPr>
-            <w:color w:val="0000EE"/>
-            <w:u w:val="single"/>
-          </w:rPr>
-          <w:t>المزمور 5</w:t>
-        </w:r>
-      </w:hyperlink>
+      <w:r>
+        <w:rPr>
+          <w:rtl/>
+          <w:cs/>
+          <w:lang w:val="ar_AE" w:bidi="ar_AE"/>
+        </w:rPr>
+        <w:t>المزمور 5</w:t>
+      </w:r>
       <w:r>
         <w:rPr>
           <w:rtl/>
@@ -2492,20 +2420,14 @@
         </w:rPr>
         <w:t>الاسم، المذكور مع فَارَان، وتوفَل، ولَابَان، وحَضَيْروت، يُقصد به تحديد موقع الخطاب الأخير لموسَى إلى إِسْرَائِيل (</w:t>
       </w:r>
-      <w:hyperlink r:id="rId25">
-        <w:r>
-          <w:rPr>
-            <w:rtl/>
-            <w:cs/>
-            <w:lang w:val="ar_AE" w:bidi="ar_AE"/>
-          </w:rPr>
-          <w:rPr>
-            <w:color w:val="0000EE"/>
-            <w:u w:val="single"/>
-          </w:rPr>
-          <w:t>تثنية 1:1</w:t>
-        </w:r>
-      </w:hyperlink>
+      <w:r>
+        <w:rPr>
+          <w:rtl/>
+          <w:cs/>
+          <w:lang w:val="ar_AE" w:bidi="ar_AE"/>
+        </w:rPr>
+        <w:t>تثنية 1:1</w:t>
+      </w:r>
       <w:r>
         <w:rPr>
           <w:rtl/>
